--- a/公立医院动态能力发展报告.docx
+++ b/公立医院动态能力发展报告.docx
@@ -68,7 +68,690 @@
           <w:b w:val="0"/>
           <w:sz w:val="24"/>
         </w:rPr>
-        <w:t>第一，全院动态能力总分均值为3.918分，四个维度中感知识别能力（3.981）相对最高，创新应用能力（3.842）相对最低，整体呈"外部信息能看见、内部转化与落地偏弱"的特征。</w:t>
+        <w:t>第一，全院动态能力总分均值为3.918分，四个维度中感知识别能力（3.981）相对最高，创新应用能力（3.842）相对最低。与同期调研的其他12家上海市公立医院相比，本院动态能力总分及四个维度的均值均低于其他医院平均水平，其中创新应用能力差值为-0.538，感知识别能力-0.510，动态能力总分-0.457，协调整合能力-0.436，学习吸收能力-0.342；差距在创新应用能力和感知识别能力上相对较大，在学习吸收能力上相对较小（详见表1）。</w:t>
+      </w:r>
+    </w:p>
+    <w:p>
+      <w:pPr>
+        <w:spacing w:before="120" w:after="60"/>
+        <w:jc w:val="center"/>
+      </w:pPr>
+      <w:r>
+        <w:rPr>
+          <w:rFonts w:ascii="黑体" w:hAnsi="黑体" w:eastAsia="黑体"/>
+          <w:b/>
+          <w:sz w:val="22"/>
+        </w:rPr>
+        <w:t>表1  该院与其他12家上海市公立医院动态能力均值对比</w:t>
+      </w:r>
+    </w:p>
+    <w:tbl>
+      <w:tblPr>
+        <w:tblW w:type="auto" w:w="0"/>
+        <w:jc w:val="center"/>
+        <w:tblLayout w:type="fixed"/>
+        <w:tblLook w:firstColumn="1" w:firstRow="1" w:lastColumn="0" w:lastRow="0" w:noHBand="0" w:noVBand="1" w:val="04A0"/>
+      </w:tblPr>
+      <w:tblGrid>
+        <w:gridCol w:w="2266"/>
+        <w:gridCol w:w="2266"/>
+        <w:gridCol w:w="2266"/>
+        <w:gridCol w:w="2266"/>
+      </w:tblGrid>
+      <w:tr>
+        <w:tc>
+          <w:tcPr>
+            <w:tcW w:type="dxa" w:w="2266"/>
+            <w:vAlign w:val="center"/>
+            <w:shd w:val="clear" w:color="auto" w:fill="DCE6F1"/>
+            <w:tcBorders>
+              <w:top w:val="single" w:sz="6" w:color="000000"/>
+              <w:left w:val="single" w:sz="6" w:color="000000"/>
+              <w:bottom w:val="single" w:sz="6" w:color="000000"/>
+              <w:right w:val="single" w:sz="6" w:color="000000"/>
+            </w:tcBorders>
+          </w:tcPr>
+          <w:p>
+            <w:pPr>
+              <w:jc w:val="center"/>
+            </w:pPr>
+            <w:r/>
+            <w:r>
+              <w:rPr>
+                <w:rFonts w:ascii="黑体" w:hAnsi="黑体" w:eastAsia="黑体"/>
+                <w:b/>
+                <w:sz w:val="21"/>
+              </w:rPr>
+              <w:t>指标</w:t>
+            </w:r>
+          </w:p>
+        </w:tc>
+        <w:tc>
+          <w:tcPr>
+            <w:tcW w:type="dxa" w:w="2266"/>
+            <w:vAlign w:val="center"/>
+            <w:shd w:val="clear" w:color="auto" w:fill="DCE6F1"/>
+            <w:tcBorders>
+              <w:top w:val="single" w:sz="6" w:color="000000"/>
+              <w:left w:val="single" w:sz="6" w:color="000000"/>
+              <w:bottom w:val="single" w:sz="6" w:color="000000"/>
+              <w:right w:val="single" w:sz="6" w:color="000000"/>
+            </w:tcBorders>
+          </w:tcPr>
+          <w:p>
+            <w:pPr>
+              <w:jc w:val="center"/>
+            </w:pPr>
+            <w:r/>
+            <w:r>
+              <w:rPr>
+                <w:rFonts w:ascii="黑体" w:hAnsi="黑体" w:eastAsia="黑体"/>
+                <w:b/>
+                <w:sz w:val="21"/>
+              </w:rPr>
+              <w:t>该院均值</w:t>
+            </w:r>
+          </w:p>
+        </w:tc>
+        <w:tc>
+          <w:tcPr>
+            <w:tcW w:type="dxa" w:w="2266"/>
+            <w:vAlign w:val="center"/>
+            <w:shd w:val="clear" w:color="auto" w:fill="DCE6F1"/>
+            <w:tcBorders>
+              <w:top w:val="single" w:sz="6" w:color="000000"/>
+              <w:left w:val="single" w:sz="6" w:color="000000"/>
+              <w:bottom w:val="single" w:sz="6" w:color="000000"/>
+              <w:right w:val="single" w:sz="6" w:color="000000"/>
+            </w:tcBorders>
+          </w:tcPr>
+          <w:p>
+            <w:pPr>
+              <w:jc w:val="center"/>
+            </w:pPr>
+            <w:r/>
+            <w:r>
+              <w:rPr>
+                <w:rFonts w:ascii="黑体" w:hAnsi="黑体" w:eastAsia="黑体"/>
+                <w:b/>
+                <w:sz w:val="21"/>
+              </w:rPr>
+              <w:t>其他12家医院均值±标准差</w:t>
+            </w:r>
+          </w:p>
+        </w:tc>
+        <w:tc>
+          <w:tcPr>
+            <w:tcW w:type="dxa" w:w="2266"/>
+            <w:vAlign w:val="center"/>
+            <w:shd w:val="clear" w:color="auto" w:fill="DCE6F1"/>
+            <w:tcBorders>
+              <w:top w:val="single" w:sz="6" w:color="000000"/>
+              <w:left w:val="single" w:sz="6" w:color="000000"/>
+              <w:bottom w:val="single" w:sz="6" w:color="000000"/>
+              <w:right w:val="single" w:sz="6" w:color="000000"/>
+            </w:tcBorders>
+          </w:tcPr>
+          <w:p>
+            <w:pPr>
+              <w:jc w:val="center"/>
+            </w:pPr>
+            <w:r/>
+            <w:r>
+              <w:rPr>
+                <w:rFonts w:ascii="黑体" w:hAnsi="黑体" w:eastAsia="黑体"/>
+                <w:b/>
+                <w:sz w:val="21"/>
+              </w:rPr>
+              <w:t>差值（该院-其他医院）</w:t>
+            </w:r>
+          </w:p>
+        </w:tc>
+      </w:tr>
+      <w:tr>
+        <w:tc>
+          <w:tcPr>
+            <w:tcW w:type="dxa" w:w="2266"/>
+            <w:vAlign w:val="center"/>
+            <w:tcBorders>
+              <w:top w:val="single" w:sz="6" w:color="000000"/>
+              <w:left w:val="single" w:sz="6" w:color="000000"/>
+              <w:bottom w:val="single" w:sz="6" w:color="000000"/>
+              <w:right w:val="single" w:sz="6" w:color="000000"/>
+            </w:tcBorders>
+          </w:tcPr>
+          <w:p>
+            <w:pPr>
+              <w:jc w:val="center"/>
+            </w:pPr>
+            <w:r/>
+            <w:r>
+              <w:rPr>
+                <w:rFonts w:ascii="仿宋" w:hAnsi="仿宋" w:eastAsia="仿宋"/>
+                <w:b w:val="0"/>
+                <w:sz w:val="21"/>
+              </w:rPr>
+              <w:t>动态能力总分</w:t>
+            </w:r>
+          </w:p>
+        </w:tc>
+        <w:tc>
+          <w:tcPr>
+            <w:tcW w:type="dxa" w:w="2266"/>
+            <w:vAlign w:val="center"/>
+            <w:tcBorders>
+              <w:top w:val="single" w:sz="6" w:color="000000"/>
+              <w:left w:val="single" w:sz="6" w:color="000000"/>
+              <w:bottom w:val="single" w:sz="6" w:color="000000"/>
+              <w:right w:val="single" w:sz="6" w:color="000000"/>
+            </w:tcBorders>
+          </w:tcPr>
+          <w:p>
+            <w:pPr>
+              <w:jc w:val="center"/>
+            </w:pPr>
+            <w:r/>
+            <w:r>
+              <w:rPr>
+                <w:rFonts w:ascii="仿宋" w:hAnsi="仿宋" w:eastAsia="仿宋"/>
+                <w:b w:val="0"/>
+                <w:sz w:val="21"/>
+              </w:rPr>
+              <w:t>3.918</w:t>
+            </w:r>
+          </w:p>
+        </w:tc>
+        <w:tc>
+          <w:tcPr>
+            <w:tcW w:type="dxa" w:w="2266"/>
+            <w:vAlign w:val="center"/>
+            <w:tcBorders>
+              <w:top w:val="single" w:sz="6" w:color="000000"/>
+              <w:left w:val="single" w:sz="6" w:color="000000"/>
+              <w:bottom w:val="single" w:sz="6" w:color="000000"/>
+              <w:right w:val="single" w:sz="6" w:color="000000"/>
+            </w:tcBorders>
+          </w:tcPr>
+          <w:p>
+            <w:pPr>
+              <w:jc w:val="center"/>
+            </w:pPr>
+            <w:r/>
+            <w:r>
+              <w:rPr>
+                <w:rFonts w:ascii="仿宋" w:hAnsi="仿宋" w:eastAsia="仿宋"/>
+                <w:b w:val="0"/>
+                <w:sz w:val="21"/>
+              </w:rPr>
+              <w:t>4.375±0.638</w:t>
+            </w:r>
+          </w:p>
+        </w:tc>
+        <w:tc>
+          <w:tcPr>
+            <w:tcW w:type="dxa" w:w="2266"/>
+            <w:vAlign w:val="center"/>
+            <w:tcBorders>
+              <w:top w:val="single" w:sz="6" w:color="000000"/>
+              <w:left w:val="single" w:sz="6" w:color="000000"/>
+              <w:bottom w:val="single" w:sz="6" w:color="000000"/>
+              <w:right w:val="single" w:sz="6" w:color="000000"/>
+            </w:tcBorders>
+          </w:tcPr>
+          <w:p>
+            <w:pPr>
+              <w:jc w:val="center"/>
+            </w:pPr>
+            <w:r/>
+            <w:r>
+              <w:rPr>
+                <w:rFonts w:ascii="仿宋" w:hAnsi="仿宋" w:eastAsia="仿宋"/>
+                <w:b w:val="0"/>
+                <w:sz w:val="21"/>
+              </w:rPr>
+              <w:t>-0.457</w:t>
+            </w:r>
+          </w:p>
+        </w:tc>
+      </w:tr>
+      <w:tr>
+        <w:tc>
+          <w:tcPr>
+            <w:tcW w:type="dxa" w:w="2266"/>
+            <w:vAlign w:val="center"/>
+            <w:tcBorders>
+              <w:top w:val="single" w:sz="6" w:color="000000"/>
+              <w:left w:val="single" w:sz="6" w:color="000000"/>
+              <w:bottom w:val="single" w:sz="6" w:color="000000"/>
+              <w:right w:val="single" w:sz="6" w:color="000000"/>
+            </w:tcBorders>
+          </w:tcPr>
+          <w:p>
+            <w:pPr>
+              <w:jc w:val="center"/>
+            </w:pPr>
+            <w:r/>
+            <w:r>
+              <w:rPr>
+                <w:rFonts w:ascii="仿宋" w:hAnsi="仿宋" w:eastAsia="仿宋"/>
+                <w:b w:val="0"/>
+                <w:sz w:val="21"/>
+              </w:rPr>
+              <w:t>感知识别能力</w:t>
+            </w:r>
+          </w:p>
+        </w:tc>
+        <w:tc>
+          <w:tcPr>
+            <w:tcW w:type="dxa" w:w="2266"/>
+            <w:vAlign w:val="center"/>
+            <w:tcBorders>
+              <w:top w:val="single" w:sz="6" w:color="000000"/>
+              <w:left w:val="single" w:sz="6" w:color="000000"/>
+              <w:bottom w:val="single" w:sz="6" w:color="000000"/>
+              <w:right w:val="single" w:sz="6" w:color="000000"/>
+            </w:tcBorders>
+          </w:tcPr>
+          <w:p>
+            <w:pPr>
+              <w:jc w:val="center"/>
+            </w:pPr>
+            <w:r/>
+            <w:r>
+              <w:rPr>
+                <w:rFonts w:ascii="仿宋" w:hAnsi="仿宋" w:eastAsia="仿宋"/>
+                <w:b w:val="0"/>
+                <w:sz w:val="21"/>
+              </w:rPr>
+              <w:t>3.981</w:t>
+            </w:r>
+          </w:p>
+        </w:tc>
+        <w:tc>
+          <w:tcPr>
+            <w:tcW w:type="dxa" w:w="2266"/>
+            <w:vAlign w:val="center"/>
+            <w:tcBorders>
+              <w:top w:val="single" w:sz="6" w:color="000000"/>
+              <w:left w:val="single" w:sz="6" w:color="000000"/>
+              <w:bottom w:val="single" w:sz="6" w:color="000000"/>
+              <w:right w:val="single" w:sz="6" w:color="000000"/>
+            </w:tcBorders>
+          </w:tcPr>
+          <w:p>
+            <w:pPr>
+              <w:jc w:val="center"/>
+            </w:pPr>
+            <w:r/>
+            <w:r>
+              <w:rPr>
+                <w:rFonts w:ascii="仿宋" w:hAnsi="仿宋" w:eastAsia="仿宋"/>
+                <w:b w:val="0"/>
+                <w:sz w:val="21"/>
+              </w:rPr>
+              <w:t>4.491±0.639</w:t>
+            </w:r>
+          </w:p>
+        </w:tc>
+        <w:tc>
+          <w:tcPr>
+            <w:tcW w:type="dxa" w:w="2266"/>
+            <w:vAlign w:val="center"/>
+            <w:tcBorders>
+              <w:top w:val="single" w:sz="6" w:color="000000"/>
+              <w:left w:val="single" w:sz="6" w:color="000000"/>
+              <w:bottom w:val="single" w:sz="6" w:color="000000"/>
+              <w:right w:val="single" w:sz="6" w:color="000000"/>
+            </w:tcBorders>
+          </w:tcPr>
+          <w:p>
+            <w:pPr>
+              <w:jc w:val="center"/>
+            </w:pPr>
+            <w:r/>
+            <w:r>
+              <w:rPr>
+                <w:rFonts w:ascii="仿宋" w:hAnsi="仿宋" w:eastAsia="仿宋"/>
+                <w:b w:val="0"/>
+                <w:sz w:val="21"/>
+              </w:rPr>
+              <w:t>-0.510</w:t>
+            </w:r>
+          </w:p>
+        </w:tc>
+      </w:tr>
+      <w:tr>
+        <w:tc>
+          <w:tcPr>
+            <w:tcW w:type="dxa" w:w="2266"/>
+            <w:vAlign w:val="center"/>
+            <w:tcBorders>
+              <w:top w:val="single" w:sz="6" w:color="000000"/>
+              <w:left w:val="single" w:sz="6" w:color="000000"/>
+              <w:bottom w:val="single" w:sz="6" w:color="000000"/>
+              <w:right w:val="single" w:sz="6" w:color="000000"/>
+            </w:tcBorders>
+          </w:tcPr>
+          <w:p>
+            <w:pPr>
+              <w:jc w:val="center"/>
+            </w:pPr>
+            <w:r/>
+            <w:r>
+              <w:rPr>
+                <w:rFonts w:ascii="仿宋" w:hAnsi="仿宋" w:eastAsia="仿宋"/>
+                <w:b w:val="0"/>
+                <w:sz w:val="21"/>
+              </w:rPr>
+              <w:t>学习吸收能力</w:t>
+            </w:r>
+          </w:p>
+        </w:tc>
+        <w:tc>
+          <w:tcPr>
+            <w:tcW w:type="dxa" w:w="2266"/>
+            <w:vAlign w:val="center"/>
+            <w:tcBorders>
+              <w:top w:val="single" w:sz="6" w:color="000000"/>
+              <w:left w:val="single" w:sz="6" w:color="000000"/>
+              <w:bottom w:val="single" w:sz="6" w:color="000000"/>
+              <w:right w:val="single" w:sz="6" w:color="000000"/>
+            </w:tcBorders>
+          </w:tcPr>
+          <w:p>
+            <w:pPr>
+              <w:jc w:val="center"/>
+            </w:pPr>
+            <w:r/>
+            <w:r>
+              <w:rPr>
+                <w:rFonts w:ascii="仿宋" w:hAnsi="仿宋" w:eastAsia="仿宋"/>
+                <w:b w:val="0"/>
+                <w:sz w:val="21"/>
+              </w:rPr>
+              <w:t>3.898</w:t>
+            </w:r>
+          </w:p>
+        </w:tc>
+        <w:tc>
+          <w:tcPr>
+            <w:tcW w:type="dxa" w:w="2266"/>
+            <w:vAlign w:val="center"/>
+            <w:tcBorders>
+              <w:top w:val="single" w:sz="6" w:color="000000"/>
+              <w:left w:val="single" w:sz="6" w:color="000000"/>
+              <w:bottom w:val="single" w:sz="6" w:color="000000"/>
+              <w:right w:val="single" w:sz="6" w:color="000000"/>
+            </w:tcBorders>
+          </w:tcPr>
+          <w:p>
+            <w:pPr>
+              <w:jc w:val="center"/>
+            </w:pPr>
+            <w:r/>
+            <w:r>
+              <w:rPr>
+                <w:rFonts w:ascii="仿宋" w:hAnsi="仿宋" w:eastAsia="仿宋"/>
+                <w:b w:val="0"/>
+                <w:sz w:val="21"/>
+              </w:rPr>
+              <w:t>4.240±0.785</w:t>
+            </w:r>
+          </w:p>
+        </w:tc>
+        <w:tc>
+          <w:tcPr>
+            <w:tcW w:type="dxa" w:w="2266"/>
+            <w:vAlign w:val="center"/>
+            <w:tcBorders>
+              <w:top w:val="single" w:sz="6" w:color="000000"/>
+              <w:left w:val="single" w:sz="6" w:color="000000"/>
+              <w:bottom w:val="single" w:sz="6" w:color="000000"/>
+              <w:right w:val="single" w:sz="6" w:color="000000"/>
+            </w:tcBorders>
+          </w:tcPr>
+          <w:p>
+            <w:pPr>
+              <w:jc w:val="center"/>
+            </w:pPr>
+            <w:r/>
+            <w:r>
+              <w:rPr>
+                <w:rFonts w:ascii="仿宋" w:hAnsi="仿宋" w:eastAsia="仿宋"/>
+                <w:b w:val="0"/>
+                <w:sz w:val="21"/>
+              </w:rPr>
+              <w:t>-0.342</w:t>
+            </w:r>
+          </w:p>
+        </w:tc>
+      </w:tr>
+      <w:tr>
+        <w:tc>
+          <w:tcPr>
+            <w:tcW w:type="dxa" w:w="2266"/>
+            <w:vAlign w:val="center"/>
+            <w:tcBorders>
+              <w:top w:val="single" w:sz="6" w:color="000000"/>
+              <w:left w:val="single" w:sz="6" w:color="000000"/>
+              <w:bottom w:val="single" w:sz="6" w:color="000000"/>
+              <w:right w:val="single" w:sz="6" w:color="000000"/>
+            </w:tcBorders>
+          </w:tcPr>
+          <w:p>
+            <w:pPr>
+              <w:jc w:val="center"/>
+            </w:pPr>
+            <w:r/>
+            <w:r>
+              <w:rPr>
+                <w:rFonts w:ascii="仿宋" w:hAnsi="仿宋" w:eastAsia="仿宋"/>
+                <w:b w:val="0"/>
+                <w:sz w:val="21"/>
+              </w:rPr>
+              <w:t>协调整合能力</w:t>
+            </w:r>
+          </w:p>
+        </w:tc>
+        <w:tc>
+          <w:tcPr>
+            <w:tcW w:type="dxa" w:w="2266"/>
+            <w:vAlign w:val="center"/>
+            <w:tcBorders>
+              <w:top w:val="single" w:sz="6" w:color="000000"/>
+              <w:left w:val="single" w:sz="6" w:color="000000"/>
+              <w:bottom w:val="single" w:sz="6" w:color="000000"/>
+              <w:right w:val="single" w:sz="6" w:color="000000"/>
+            </w:tcBorders>
+          </w:tcPr>
+          <w:p>
+            <w:pPr>
+              <w:jc w:val="center"/>
+            </w:pPr>
+            <w:r/>
+            <w:r>
+              <w:rPr>
+                <w:rFonts w:ascii="仿宋" w:hAnsi="仿宋" w:eastAsia="仿宋"/>
+                <w:b w:val="0"/>
+                <w:sz w:val="21"/>
+              </w:rPr>
+              <w:t>3.952</w:t>
+            </w:r>
+          </w:p>
+        </w:tc>
+        <w:tc>
+          <w:tcPr>
+            <w:tcW w:type="dxa" w:w="2266"/>
+            <w:vAlign w:val="center"/>
+            <w:tcBorders>
+              <w:top w:val="single" w:sz="6" w:color="000000"/>
+              <w:left w:val="single" w:sz="6" w:color="000000"/>
+              <w:bottom w:val="single" w:sz="6" w:color="000000"/>
+              <w:right w:val="single" w:sz="6" w:color="000000"/>
+            </w:tcBorders>
+          </w:tcPr>
+          <w:p>
+            <w:pPr>
+              <w:jc w:val="center"/>
+            </w:pPr>
+            <w:r/>
+            <w:r>
+              <w:rPr>
+                <w:rFonts w:ascii="仿宋" w:hAnsi="仿宋" w:eastAsia="仿宋"/>
+                <w:b w:val="0"/>
+                <w:sz w:val="21"/>
+              </w:rPr>
+              <w:t>4.388±0.641</w:t>
+            </w:r>
+          </w:p>
+        </w:tc>
+        <w:tc>
+          <w:tcPr>
+            <w:tcW w:type="dxa" w:w="2266"/>
+            <w:vAlign w:val="center"/>
+            <w:tcBorders>
+              <w:top w:val="single" w:sz="6" w:color="000000"/>
+              <w:left w:val="single" w:sz="6" w:color="000000"/>
+              <w:bottom w:val="single" w:sz="6" w:color="000000"/>
+              <w:right w:val="single" w:sz="6" w:color="000000"/>
+            </w:tcBorders>
+          </w:tcPr>
+          <w:p>
+            <w:pPr>
+              <w:jc w:val="center"/>
+            </w:pPr>
+            <w:r/>
+            <w:r>
+              <w:rPr>
+                <w:rFonts w:ascii="仿宋" w:hAnsi="仿宋" w:eastAsia="仿宋"/>
+                <w:b w:val="0"/>
+                <w:sz w:val="21"/>
+              </w:rPr>
+              <w:t>-0.436</w:t>
+            </w:r>
+          </w:p>
+        </w:tc>
+      </w:tr>
+      <w:tr>
+        <w:tc>
+          <w:tcPr>
+            <w:tcW w:type="dxa" w:w="2266"/>
+            <w:vAlign w:val="center"/>
+            <w:tcBorders>
+              <w:top w:val="single" w:sz="6" w:color="000000"/>
+              <w:left w:val="single" w:sz="6" w:color="000000"/>
+              <w:bottom w:val="single" w:sz="6" w:color="000000"/>
+              <w:right w:val="single" w:sz="6" w:color="000000"/>
+            </w:tcBorders>
+          </w:tcPr>
+          <w:p>
+            <w:pPr>
+              <w:jc w:val="center"/>
+            </w:pPr>
+            <w:r/>
+            <w:r>
+              <w:rPr>
+                <w:rFonts w:ascii="仿宋" w:hAnsi="仿宋" w:eastAsia="仿宋"/>
+                <w:b w:val="0"/>
+                <w:sz w:val="21"/>
+              </w:rPr>
+              <w:t>创新应用能力</w:t>
+            </w:r>
+          </w:p>
+        </w:tc>
+        <w:tc>
+          <w:tcPr>
+            <w:tcW w:type="dxa" w:w="2266"/>
+            <w:vAlign w:val="center"/>
+            <w:tcBorders>
+              <w:top w:val="single" w:sz="6" w:color="000000"/>
+              <w:left w:val="single" w:sz="6" w:color="000000"/>
+              <w:bottom w:val="single" w:sz="6" w:color="000000"/>
+              <w:right w:val="single" w:sz="6" w:color="000000"/>
+            </w:tcBorders>
+          </w:tcPr>
+          <w:p>
+            <w:pPr>
+              <w:jc w:val="center"/>
+            </w:pPr>
+            <w:r/>
+            <w:r>
+              <w:rPr>
+                <w:rFonts w:ascii="仿宋" w:hAnsi="仿宋" w:eastAsia="仿宋"/>
+                <w:b w:val="0"/>
+                <w:sz w:val="21"/>
+              </w:rPr>
+              <w:t>3.842</w:t>
+            </w:r>
+          </w:p>
+        </w:tc>
+        <w:tc>
+          <w:tcPr>
+            <w:tcW w:type="dxa" w:w="2266"/>
+            <w:vAlign w:val="center"/>
+            <w:tcBorders>
+              <w:top w:val="single" w:sz="6" w:color="000000"/>
+              <w:left w:val="single" w:sz="6" w:color="000000"/>
+              <w:bottom w:val="single" w:sz="6" w:color="000000"/>
+              <w:right w:val="single" w:sz="6" w:color="000000"/>
+            </w:tcBorders>
+          </w:tcPr>
+          <w:p>
+            <w:pPr>
+              <w:jc w:val="center"/>
+            </w:pPr>
+            <w:r/>
+            <w:r>
+              <w:rPr>
+                <w:rFonts w:ascii="仿宋" w:hAnsi="仿宋" w:eastAsia="仿宋"/>
+                <w:b w:val="0"/>
+                <w:sz w:val="21"/>
+              </w:rPr>
+              <w:t>4.380±0.666</w:t>
+            </w:r>
+          </w:p>
+        </w:tc>
+        <w:tc>
+          <w:tcPr>
+            <w:tcW w:type="dxa" w:w="2266"/>
+            <w:vAlign w:val="center"/>
+            <w:tcBorders>
+              <w:top w:val="single" w:sz="6" w:color="000000"/>
+              <w:left w:val="single" w:sz="6" w:color="000000"/>
+              <w:bottom w:val="single" w:sz="6" w:color="000000"/>
+              <w:right w:val="single" w:sz="6" w:color="000000"/>
+            </w:tcBorders>
+          </w:tcPr>
+          <w:p>
+            <w:pPr>
+              <w:jc w:val="center"/>
+            </w:pPr>
+            <w:r/>
+            <w:r>
+              <w:rPr>
+                <w:rFonts w:ascii="仿宋" w:hAnsi="仿宋" w:eastAsia="仿宋"/>
+                <w:b w:val="0"/>
+                <w:sz w:val="21"/>
+              </w:rPr>
+              <w:t>-0.538</w:t>
+            </w:r>
+          </w:p>
+        </w:tc>
+      </w:tr>
+    </w:tbl>
+    <w:p/>
+    <w:p>
+      <w:pPr>
+        <w:spacing w:line="384" w:lineRule="auto" w:after="60"/>
+        <w:ind w:firstLine="480"/>
+      </w:pPr>
+      <w:r>
+        <w:rPr>
+          <w:rFonts w:ascii="仿宋" w:hAnsi="仿宋" w:eastAsia="仿宋"/>
+          <w:b w:val="0"/>
+          <w:sz w:val="24"/>
+        </w:rPr>
+        <w:t>第二，科室间差异具有统计学意义。中医科、门诊、医技科室在总分及各维度上得分相对较高；急诊相关科室、儿科、预防保健科得分相对较低；行政管理办公室、内科系病房接近全院均值，外科系略低于均值。其中中医科、门诊、儿科、预防保健科样本量较小，相关结果适合作为参考。</w:t>
       </w:r>
     </w:p>
     <w:p>
@@ -82,7 +765,7 @@
           <w:b w:val="0"/>
           <w:sz w:val="24"/>
         </w:rPr>
-        <w:t>第二，科室间分化明显。中医科、门诊、医技科室在总分及各维度上均处于较高水平，急诊相关科室、儿科以及样本极小的预防保健科相对偏低；行政管理办公室、内科系病房接近全院均值，外科系略低于均值。在总分、感知识别、学习吸收、创新应用四个维度上，科室间差异均具有统计学意义。</w:t>
+        <w:t>第三，分人群特征看，科室工作人员、医技人员和护士在多项指标上得分相对较高，科室负责人、副高级及正高级职称人员、工作年限20年以上人员得分相对较低。除职业类型在感知识别能力和协调整合能力上差异达到统计学显著外，其他分组比较多数未达到统计学显著水平。</w:t>
       </w:r>
     </w:p>
     <w:p>
@@ -96,7 +779,7 @@
           <w:b w:val="0"/>
           <w:sz w:val="24"/>
         </w:rPr>
-        <w:t>第三，分人群特征看，一线科室工作人员、医技人员和护士在多项指标上表现较好，而科室负责人、副高及正高级职称人员、工作年限20年以上人员整体得分相对较低。这一结构提示：能力"感受端"与"管理端"、"资深端"之间存在一定落差，传统核心骨干在主动变革、创新应用方面的评价反而相对保守。</w:t>
+        <w:t>第四，在综合控制个体和岗位背景变量后，七类组织内部条件中，员工因素（管理者能力、医务人员业务水平、管理与临床协同）是唯一对创新应用能力呈显著正向影响的因素（β=0.683，P=0.021）。医院文化和员工因素对动态能力总分、学习吸收能力呈正向趋势，但均未达到统计学显著水平。</w:t>
       </w:r>
     </w:p>
     <w:p>
@@ -110,7 +793,7 @@
           <w:b w:val="0"/>
           <w:sz w:val="24"/>
         </w:rPr>
-        <w:t>第四，在控制年龄、科室、岗位等背景变量后，员工因素（管理者能力、医务人员业务水平及管理与临床协同）是七类组织内部条件中唯一对创新应用能力产生显著正向影响的因素（β=0.683，P=0.021），医院文化、员工因素对总分和学习吸收能力呈正向趋势但尚未达到统计学显著。</w:t>
+        <w:t>第五，动态能力总分及四个维度与服务量、医疗质量、运营效率、患者满意度、员工满意度、服务公平可及性六项绩效指标均呈显著正向关联，其中协调整合能力与创新应用能力在多数绩效指标上的回归系数相对较高。</w:t>
       </w:r>
     </w:p>
     <w:p>
@@ -124,35 +807,7 @@
           <w:b w:val="0"/>
           <w:sz w:val="24"/>
         </w:rPr>
-        <w:t>第五，动态能力总分及四个维度与服务量、医疗质量、运营效率、患者满意度、员工满意度、服务公平可及性六项绩效指标均呈显著正向关联。其中，协调整合能力与创新应用能力的系数相对更高，说明资源协同与创新落地是动态能力转化为绩效的关键环节。</w:t>
-      </w:r>
-    </w:p>
-    <w:p>
-      <w:pPr>
-        <w:spacing w:line="384" w:lineRule="auto" w:after="60"/>
-        <w:ind w:firstLine="480"/>
-      </w:pPr>
-      <w:r>
-        <w:rPr>
-          <w:rFonts w:ascii="仿宋" w:hAnsi="仿宋" w:eastAsia="仿宋"/>
-          <w:b w:val="0"/>
-          <w:sz w:val="24"/>
-        </w:rPr>
-        <w:t>第六，横向对标显示，该院动态能力总分及四个维度均低于其他12家上海市公立医院平均水平，其中创新应用能力（-0.538）、感知识别能力（-0.510）、协调整合能力（-0.436）差距相对较大，学习吸收能力（-0.342）差距相对较小，整体处于上海市公立医院中偏后位置。</w:t>
-      </w:r>
-    </w:p>
-    <w:p>
-      <w:pPr>
-        <w:spacing w:line="384" w:lineRule="auto" w:after="60"/>
-        <w:ind w:firstLine="480"/>
-      </w:pPr>
-      <w:r>
-        <w:rPr>
-          <w:rFonts w:ascii="仿宋" w:hAnsi="仿宋" w:eastAsia="仿宋"/>
-          <w:b w:val="0"/>
-          <w:sz w:val="24"/>
-        </w:rPr>
-        <w:t>综合判断，本院动态能力建设的基本面已经形成，但在"发现变化—吸收转化—协同落地—创新应用"的闭环中，越靠近"落地"的环节短板越明显；能力提升的重点不在宏观战略或资源规模，而在于中层管理者和骨干专业人员的能力释放以及跨科室协同机制的进一步打通。</w:t>
+        <w:t>综合以上结果，后续动态能力建设可重点关注创新应用能力、感知识别能力和协调整合能力三个维度，并结合员工因素的支持作用，围绕管理者能力建设、医务人员业务水平提升和管理与临床协同开展工作。</w:t>
       </w:r>
     </w:p>
     <w:p>
@@ -179,7 +834,7 @@
           <w:b w:val="0"/>
           <w:sz w:val="24"/>
         </w:rPr>
-        <w:t>动态能力指医院在外部环境持续变化条件下，整合、构建和重新配置内外部资源，以识别机会、应对挑战、实现持续发展的综合能力。本研究将其操作化为四个相互支撑的维度：</w:t>
+        <w:t>动态能力指医院在外部环境变化条件下，整合、构建和重新配置内外部资源，以识别机会、应对挑战、实现持续发展的综合能力。本研究将其分为四个维度：感知识别能力（对政策变化、服务需求变化、新技术新方法等变化信息的识别与捕捉）、学习吸收能力（对外部知识、经验与信息的获取、理解和内部转化）、协调整合能力（资源协调、人员协同和流程整合）、创新应用能力（服务创新、管理创新和新技术应用）。</w:t>
       </w:r>
     </w:p>
     <w:p>
@@ -193,63 +848,7 @@
           <w:b w:val="0"/>
           <w:sz w:val="24"/>
         </w:rPr>
-        <w:t>（1）感知识别能力——对政策导向、患者需求、行业竞争与新技术新方法等外部变化的感知与判断；</w:t>
-      </w:r>
-    </w:p>
-    <w:p>
-      <w:pPr>
-        <w:spacing w:line="384" w:lineRule="auto" w:after="60"/>
-        <w:ind w:firstLine="480"/>
-      </w:pPr>
-      <w:r>
-        <w:rPr>
-          <w:rFonts w:ascii="仿宋" w:hAnsi="仿宋" w:eastAsia="仿宋"/>
-          <w:b w:val="0"/>
-          <w:sz w:val="24"/>
-        </w:rPr>
-        <w:t>（2）学习吸收能力——对外部知识、经验与信息的获取、理解和内部转化；</w:t>
-      </w:r>
-    </w:p>
-    <w:p>
-      <w:pPr>
-        <w:spacing w:line="384" w:lineRule="auto" w:after="60"/>
-        <w:ind w:firstLine="480"/>
-      </w:pPr>
-      <w:r>
-        <w:rPr>
-          <w:rFonts w:ascii="仿宋" w:hAnsi="仿宋" w:eastAsia="仿宋"/>
-          <w:b w:val="0"/>
-          <w:sz w:val="24"/>
-        </w:rPr>
-        <w:t>（3）协调整合能力——对人力、流程、科室和资源的统筹调度与协同运作；</w:t>
-      </w:r>
-    </w:p>
-    <w:p>
-      <w:pPr>
-        <w:spacing w:line="384" w:lineRule="auto" w:after="60"/>
-        <w:ind w:firstLine="480"/>
-      </w:pPr>
-      <w:r>
-        <w:rPr>
-          <w:rFonts w:ascii="仿宋" w:hAnsi="仿宋" w:eastAsia="仿宋"/>
-          <w:b w:val="0"/>
-          <w:sz w:val="24"/>
-        </w:rPr>
-        <w:t>（4）创新应用能力——在服务模式、医疗技术、管理流程等方面推动创新从"有想法"走向"能落地"的能力。</w:t>
-      </w:r>
-    </w:p>
-    <w:p>
-      <w:pPr>
-        <w:spacing w:line="384" w:lineRule="auto" w:after="60"/>
-        <w:ind w:firstLine="480"/>
-      </w:pPr>
-      <w:r>
-        <w:rPr>
-          <w:rFonts w:ascii="仿宋" w:hAnsi="仿宋" w:eastAsia="仿宋"/>
-          <w:b w:val="0"/>
-          <w:sz w:val="24"/>
-        </w:rPr>
-        <w:t>本报告基于院内问卷数据（有效样本65份），依次从科室、职务、职业类型、职称、工作年限、主要工作内容六个维度进行分群体刻画；进一步引入医院文化、医院资源、医院战略、路径依赖、环境因素、员工因素和管理特征七类影响因素，分析其对动态能力的影响；最后从"能力—绩效"链路和横向对标两个角度，判断本院动态能力建设的相对位置与改进方向。</w:t>
+        <w:t>本报告基于院内问卷数据，依次从科室、职务、职业类型、职称、本院工作年限、主要工作内容六个维度进行分组比较；在此基础上，分析医院文化、医院资源、医院战略、路径依赖、环境因素、员工因素和管理特征七类影响因素与动态能力的关系，以及动态能力对六项医院绩效指标的影响。此外，将本院得分与同期调研的其他12家上海市公立医院平均水平进行横向对比，结果已在前文"结果总结"中一并呈现。</w:t>
       </w:r>
     </w:p>
     <w:p>
@@ -276,7 +875,7 @@
           <w:b w:val="0"/>
           <w:sz w:val="24"/>
         </w:rPr>
-        <w:t>本部分以问卷A5中受访者填写的具体科室名称为基础，将31个原始科室按业务属性和管理属性归并为9类：行政管理（办公室、院部、财务科、院感科、综合保障科、医教科）、医技科室（影像科、检验科、病理科、药剂科、供应室）、急诊相关科室（急诊、急诊科、急诊内科等）、内科系病房、外科系、门诊、儿科、中医科、预防保健科。鉴于中医科、门诊、儿科、预防保健科样本量较小，相关结果更适合作为管理改进的线索性参考，而非强推断依据。</w:t>
+        <w:t>本部分以问卷A5中受访者填写的具体科室名称为基础，将31个原始科室按业务属性和管理属性归并为9类：行政管理（办公室、院部、财务科、院感科、综合保障科、医教科）、医技科室（影像科、检验科、病理科、药剂科、供应室）、急诊相关科室（急诊、急诊科、急诊内科等）、内科系病房、外科系、门诊、儿科、中医科、预防保健科。鉴于中医科、门诊、儿科、预防保健科样本量较小，相关结果适合作为参考。</w:t>
       </w:r>
     </w:p>
     <w:p>
@@ -290,7 +889,7 @@
           <w:b w:val="0"/>
           <w:sz w:val="24"/>
         </w:rPr>
-        <w:t>总体上，中医科、门诊和医技科室在多项指标上得分靠前；急诊相关科室、儿科以及预防保健科得分相对靠后；行政管理办公室、内科系病房围绕全院均值波动，外科系略低于全院均值。这一结构可能与科室规模、业务密度、外部变化暴露度以及管理赋能程度共同相关。</w:t>
+        <w:t>总体来看，中医科、门诊和医技科室在多项指标上得分相对较高；急诊相关科室、儿科和预防保健科得分相对较低；行政管理办公室、内科系病房接近全院均值，外科系略低于全院均值。</w:t>
       </w:r>
     </w:p>
     <w:p>
@@ -317,7 +916,7 @@
           <w:b w:val="0"/>
           <w:sz w:val="24"/>
         </w:rPr>
-        <w:t>全院动态能力总分均值3.918分，科室间差异具有统计学意义（F=4.48，P=0.0003；Kruskal-Wallis P=0.0005）。中医科、门诊、医技科室位于高位，行政管理办公室和内科系病房接近均值，外科系略低，急诊相关科室、儿科处于低位。事后比较显示，门诊与中医科均显著高于急诊相关科室和儿科。这一格局意味着，业务相对聚焦、服务边界较清晰的科室在动态能力自我评价上更有优势，而业务压力大、流程依赖性强的急诊与儿科则相对承压。</w:t>
+        <w:t>全院动态能力总分均值3.918分，科室间差异具有统计学意义（F=4.48，P=0.0003；Kruskal-Wallis P=0.0005）。中医科、门诊、医技科室得分相对较高，行政管理办公室和内科系病房接近均值，外科系略低于均值，急诊相关科室、儿科和预防保健科得分相对较低。事后比较显示，门诊和中医科均显著高于急诊相关科室和儿科。</w:t>
       </w:r>
     </w:p>
     <w:p>
@@ -1868,7 +2467,7 @@
           <w:b w:val="0"/>
           <w:sz w:val="24"/>
         </w:rPr>
-        <w:t>感知识别能力均值3.981分，是四个维度中表现相对最强的一项，科室间差异具有统计学意义（F=4.85，P=0.0001；Kruskal-Wallis P=0.0007）。中医科、门诊、医技科室和行政管理办公室均高于全院平均，说明其在政策信号、患者需求变化和新技术新方法等外部变化的捕捉上较为敏锐；儿科与急诊相关科室则明显偏低，儿科在事后比较中显著低于行政管理办公室、门诊、医技科室和中医科。</w:t>
+        <w:t>感知识别能力全院均值3.981分，是四个维度中得分相对较高的维度，科室间差异具有统计学意义（F=4.85，P=0.0001；Kruskal-Wallis P=0.0007）。中医科、门诊、医技科室和行政管理办公室得分相对较高，儿科和急诊相关科室得分相对较低。事后比较显示，儿科显著低于行政管理办公室、门诊、医技科室和中医科；门诊、中医科也显著高于急诊相关科室。</w:t>
       </w:r>
     </w:p>
     <w:p>
@@ -3579,7 +4178,7 @@
           <w:b w:val="0"/>
           <w:sz w:val="24"/>
         </w:rPr>
-        <w:t>学习吸收能力均值3.898分，科室间差异具有统计学意义（F=4.52，P=0.0003；Kruskal-Wallis P=0.0011）。门诊与中医科并列最高，医技科室亦高于均值，显示这些科室在新知识引入、经验积累和外部信息转化上相对顺畅；行政管理办公室、内科系病房围绕均值，外科系略低；急诊相关科室、儿科、预防保健科得分较低，可能与业务节奏紧张、学习时间不足以及跨学科信息接入渠道有限有关。</w:t>
+        <w:t>学习吸收能力全院均值3.898分，科室间差异具有统计学意义（F=4.52，P=0.0003；Kruskal-Wallis P=0.0011）。门诊和中医科得分最高，医技科室高于均值；行政管理办公室和内科系病房接近均值；外科系略低于均值；急诊相关科室、儿科和预防保健科得分相对较低。事后比较显示，门诊和中医科均显著高于急诊相关科室和儿科。</w:t>
       </w:r>
     </w:p>
     <w:p>
@@ -5130,7 +5729,7 @@
           <w:b w:val="0"/>
           <w:sz w:val="24"/>
         </w:rPr>
-        <w:t>协调整合能力均值3.952分，科室间整体分布存在差异（F=3.37，P=0.0032；Kruskal-Wallis P=0.0051），经Bonferroni校正后两两比较未达显著。中医科、门诊、医技科室高于均值，外科系及其后科室偏低。这表明低分科室在跨岗位协作、资源调配和流程衔接上仍有可挖掘的空间，特别是对于以团队协作为主要工作形态的急诊和儿科，协同机制的成熟度对能力感知影响较大。</w:t>
+        <w:t>协调整合能力全院均值3.952分，科室间整体分布存在差异（F=3.37，P=0.0032；Kruskal-Wallis P=0.0051），经Bonferroni校正后两两比较未达到统计学显著水平。中医科、门诊、医技科室得分较高，内科系病房和行政管理办公室接近均值，外科系略低，急诊相关科室、儿科和预防保健科得分相对较低。</w:t>
       </w:r>
     </w:p>
     <w:p>
@@ -6250,7 +6849,7 @@
           <w:b w:val="0"/>
           <w:sz w:val="24"/>
         </w:rPr>
-        <w:t>创新应用能力均值3.842分，是四个维度中得分最低者，科室间差异具有统计学意义（F=3.82，P=0.0012；Kruskal-Wallis P=0.0050）。中医科显著高于儿科；门诊高于儿科、中医科高于急诊相关科室的差异接近显著。这一维度反映的是"从创新想法到实际应用"的转化能力，其整体偏低意味着：全院在管理创新、服务流程再造、医疗技术应用等方面的落地机制仍需进一步打通，特别是业务负荷较重的外科系、急诊相关科室以及样本有限的儿科和预防保健科。</w:t>
+        <w:t>创新应用能力全院均值3.842分，是四个维度中得分相对较低的维度，科室间差异具有统计学意义（F=3.82，P=0.0012；Kruskal-Wallis P=0.0050）。中医科、门诊和医技科室得分较高，行政管理办公室和内科系病房接近或略高于均值，外科系、急诊相关科室、儿科和预防保健科得分较低。事后比较显示，中医科显著高于儿科；门诊与儿科、中医科与急诊相关科室的差异接近显著。</w:t>
       </w:r>
     </w:p>
     <w:p>
@@ -7561,7 +8160,7 @@
           <w:b w:val="0"/>
           <w:sz w:val="24"/>
         </w:rPr>
-        <w:t>不同职务类型之间，动态能力总分及四个维度差异均未达到统计学显著水平，但得分排序呈现稳定的结构性特征：一线科室工作人员在各项指标上均居首位，职能部门人员居中，科室负责人整体低于全院均值。这一"倒挂"现象值得关注——直接面对业务变化的一线人员对医院动态能力的感受最为积极，而身处管理与业务结合部的科室负责人则相对保守，可能与其承担的考核压力、对自身单位薄弱环节更敏感以及变革阻力更直接等因素有关。院级领导样本仅1人，仅作描述性参考。</w:t>
+        <w:t>不同职务类型之间，动态能力总分及四个维度差异均未达到统计学显著水平。从均值看，科室工作人员在总分及四个维度上均居首位，职能部门工作人员和职能部门负责人多接近全院均值，科室负责人整体略低于全院均值。院级领导样本量仅1人，结果仅作描述性参考。</w:t>
       </w:r>
     </w:p>
     <w:p>
@@ -8284,7 +8883,7 @@
           <w:b w:val="0"/>
           <w:sz w:val="24"/>
         </w:rPr>
-        <w:t>总体差异未达到统计学显著水平（F=1.55，P=0.1996；Kruskal-Wallis P=0.1491）。一线科室工作人员与职能部门人员均高于全院均值，显示贴近业务和流程前端的岗位对外部变化更敏感；科室负责人与院级领导相对偏低。</w:t>
+        <w:t>总体差异未达到统计学显著水平（F=1.55，P=0.1996；Kruskal-Wallis P=0.1491）。科室工作人员、职能部门负责人和职能部门工作人员得分均高于全院均值，科室负责人和院级领导相对较低。</w:t>
       </w:r>
     </w:p>
     <w:p>
@@ -8980,7 +9579,7 @@
           <w:b w:val="0"/>
           <w:sz w:val="24"/>
         </w:rPr>
-        <w:t>总体差异未达到统计学显著水平（F=1.10，P=0.3636；Kruskal-Wallis P=0.3146）。科室工作人员得分最高，科室负责人和职能部门负责人相对偏低，提示中层管理者在对新知识、新技术的系统吸收与内化上仍有较大提升空间。</w:t>
+        <w:t>总体差异未达到统计学显著水平（F=1.10，P=0.3636；Kruskal-Wallis P=0.3146）。科室工作人员得分最高，职能部门工作人员和院级领导接近均值，职能部门负责人和科室负责人相对较低。</w:t>
       </w:r>
     </w:p>
     <w:p>
@@ -9676,7 +10275,7 @@
           <w:b w:val="0"/>
           <w:sz w:val="24"/>
         </w:rPr>
-        <w:t>总体差异未达到统计学显著水平（F=0.78，P=0.5435；Kruskal-Wallis P=0.3964）。科室与职能部门一线人员的协同感受整体较强，而负责人层面相对偏低，暗示中层在资源调配与跨部门沟通上可能面临更多摩擦点。</w:t>
+        <w:t>总体差异未达到统计学显著水平（F=0.78，P=0.5435；Kruskal-Wallis P=0.3964）。科室工作人员和职能部门工作人员得分相对较高，院级领导和科室负责人接近均值，职能部门负责人相对较低。</w:t>
       </w:r>
     </w:p>
     <w:p>
@@ -10372,7 +10971,7 @@
           <w:b w:val="0"/>
           <w:sz w:val="24"/>
         </w:rPr>
-        <w:t>总体差异未达到统计学显著水平（F=0.96，P=0.4375；Kruskal-Wallis P=0.3427），但仍显示科室工作人员最高、职能部门工作人员次之、管理者群体偏低的排序。创新的"发生端"与"决策端"之间的温差，是后续推动管理与临床协同时需要重点弥合的。</w:t>
+        <w:t>总体差异未达到统计学显著水平（F=0.96，P=0.4375；Kruskal-Wallis P=0.3427）。科室工作人员得分最高，职能部门工作人员高于均值，科室负责人、职能部门负责人和院级领导相对较低。</w:t>
       </w:r>
     </w:p>
     <w:p>
@@ -11068,7 +11667,7 @@
           <w:b w:val="0"/>
           <w:sz w:val="24"/>
         </w:rPr>
-        <w:t>本部分比较医生、护士、医技、管理和后勤五类人员的动态能力，"其他"类别样本量小未纳入。医技人员在总分及四个维度上均居首位，护士整体处于较高水平，医生相对偏低，管理与后勤人员多处于中间位置。感知识别能力与协调整合能力在职业类型间存在统计学显著差异，总分和创新应用能力呈现差异趋势，学习吸收能力差异未达显著。需要指出的是，医生群体的得分偏低可能与业务负荷、医改任务叠加以及对自身领域现状的严谨评估有关，而非实际能力的绝对落后，仍需结合后续访谈做进一步判断。</w:t>
+        <w:t>本部分比较医生、护士、医技、管理和后勤五类人员的动态能力，"其他"类别样本量较少，未纳入比较。医技人员在动态能力总分及四个维度上得分均相对较高，护士整体也处于较高水平，医生在多项指标上得分相对较低，管理和后勤人员多处于中间水平。统计检验显示，感知识别能力和协调整合能力在职业类型间的差异达到统计学显著水平，动态能力总分和创新应用能力存在一定差异趋势，学习吸收能力差异未达到统计学显著水平。管理和后勤人员样本量相对较小，相关结果适合作为参考。</w:t>
       </w:r>
     </w:p>
     <w:p>
@@ -11095,7 +11694,7 @@
           <w:b w:val="0"/>
           <w:sz w:val="24"/>
         </w:rPr>
-        <w:t>纳入分析五类人员均值3.901分。方差分析接近显著（F=2.44，P=0.0570），Kruskal-Wallis检验显著（P=0.0425），Bonferroni校正后两两比较未达显著，差异主要体现在整体分布上。</w:t>
+        <w:t>纳入分析的五类职业类型人员动态能力总分均值为3.901分。方差分析接近统计学显著（F=2.44，P=0.0570），Kruskal-Wallis检验显示差异具有统计学意义（P=0.0425）。经Bonferroni校正后，具体两两比较未达到统计学显著水平。医技人员得分最高，护士高于均值，后勤和管理人员接近或略低于均值，医生相对较低。</w:t>
       </w:r>
     </w:p>
     <w:p>
@@ -11791,7 +12390,7 @@
           <w:b w:val="0"/>
           <w:sz w:val="24"/>
         </w:rPr>
-        <w:t>均值3.965分，职业类型间差异具有统计学意义（F=2.69，P=0.0399；Kruskal-Wallis P=0.0388），两两比较未达显著。医技人员、护士对外部变化的感知相对更为敏锐，医生相对偏低。</w:t>
+        <w:t>感知识别能力五类职业类型人员均值为3.965分，职业类型间差异具有统计学意义（F=2.69，P=0.0399；Kruskal-Wallis P=0.0388）。经Bonferroni校正后，两两比较未达到统计学显著水平。医技人员得分最高，护士和后勤人员高于均值，管理人员接近均值，医生相对较低。</w:t>
       </w:r>
     </w:p>
     <w:p>
@@ -12487,7 +13086,7 @@
           <w:b w:val="0"/>
           <w:sz w:val="24"/>
         </w:rPr>
-        <w:t>均值3.881分，职业类型间差异未达到统计学显著（F=1.96，P=0.1118；Kruskal-Wallis P=0.1322）。医技与护士相对靠前，医生相对偏低，但整体较为接近。</w:t>
+        <w:t>学习吸收能力五类职业类型人员均值为3.881分，职业类型间差异未达到统计学显著水平（F=1.96，P=0.1118；Kruskal-Wallis P=0.1322）。医技人员和护士得分较高，管理和后勤人员接近均值，医生相对较低。</w:t>
       </w:r>
     </w:p>
     <w:p>
@@ -13183,7 +13782,7 @@
           <w:b w:val="0"/>
           <w:sz w:val="24"/>
         </w:rPr>
-        <w:t>均值3.936分，职业类型间差异具有统计学意义（F=2.55，P=0.0486；Kruskal-Wallis P=0.0322），Bonferroni校正后两两比较未达显著。医技与护士在多岗位协同与流程衔接方面感受明显更强，医生、后勤、管理整体相对偏低。</w:t>
+        <w:t>协调整合能力五类职业类型人员均值为3.936分，职业类型间差异具有统计学意义（F=2.55，P=0.0486；Kruskal-Wallis P=0.0322）。经Bonferroni校正后，两两比较未达到统计学显著水平。医技人员得分最高，护士高于均值，后勤、医生和管理人员得分相对较低且较为接近。</w:t>
       </w:r>
     </w:p>
     <w:p>
@@ -13879,7 +14478,7 @@
           <w:b w:val="0"/>
           <w:sz w:val="24"/>
         </w:rPr>
-        <w:t>均值3.824分，职业类型间差异未达到统计学显著（F=2.27，P=0.0726；Kruskal-Wallis P=0.0723），但呈现医技、护士较高而医生、管理偏低的趋势，提示结合岗位特点设计差异化的创新激励方案可能是更有效的突破口。</w:t>
+        <w:t>创新应用能力五类职业类型人员均值为3.824分，是四个维度中得分相对较低的维度。职业类型间差异未达到统计学显著水平，但呈现一定差异趋势（F=2.27，P=0.0726；Kruskal-Wallis P=0.0723）。医技人员得分最高，护士高于均值，后勤人员接近均值，医生和管理人员相对较低。</w:t>
       </w:r>
     </w:p>
     <w:p>
@@ -14575,7 +15174,7 @@
           <w:b w:val="0"/>
           <w:sz w:val="24"/>
         </w:rPr>
-        <w:t>不同职称人员在动态能力总分及四个维度上的差异总体未达到统计学显著水平，但排序呈现清晰的梯度——初级＞无职称≈中级＞副高级＞正高级。这一"反向梯度"在医院管理实践中并不罕见：初级人员处于能力快速积累期，对医院变化抱持更开放乐观的态度；而高级职称人员在长期经验积淀的同时，往往对现有机制、资源投入和落地条件评价更为严格。后续应将高级职称人员作为动态能力提升的重点支持对象，通过学术带头人机制、管理参与机会和创新激励进一步释放其势能。</w:t>
+        <w:t>不同职称人员在动态能力总分及四个维度上的差异总体未达到统计学显著水平，但得分排序呈现一定梯度特征：初级职称人员得分最高，无职称和中级人员接近或高于全院均值，副高级和正高级人员相对较低。无职称人员样本量较小，相关结果适合作为参考。</w:t>
       </w:r>
     </w:p>
     <w:p>
@@ -14602,7 +15201,7 @@
           <w:b w:val="0"/>
           <w:sz w:val="24"/>
         </w:rPr>
-        <w:t>全院总分均值3.918分，职称间差异接近显著（F=1.97，P=0.1113；Kruskal-Wallis P=0.0607）。</w:t>
+        <w:t>全院动态能力总分均值3.918分，职称间差异未达到统计学显著水平（F=1.97，P=0.1113；Kruskal-Wallis P=0.0607）。初级职称人员得分最高，无职称和中级人员接近或高于均值，副高级和正高级人员相对较低。</w:t>
       </w:r>
     </w:p>
     <w:p>
@@ -15298,7 +15897,7 @@
           <w:b w:val="0"/>
           <w:sz w:val="24"/>
         </w:rPr>
-        <w:t>均值3.981分，职称间差异接近显著（F=2.14，P=0.0874；Kruskal-Wallis P=0.0500），初级人员对外部变化敏感度最高。</w:t>
+        <w:t>全院均值3.981分，职称间差异未达到统计学显著水平（F=2.14，P=0.0874；Kruskal-Wallis P=0.0500）。初级职称人员得分最高，中级和无职称人员接近均值，副高级和正高级人员相对较低。</w:t>
       </w:r>
     </w:p>
     <w:p>
@@ -15994,7 +16593,7 @@
           <w:b w:val="0"/>
           <w:sz w:val="24"/>
         </w:rPr>
-        <w:t>均值3.898分，差异接近显著（F=2.16，P=0.0845；Kruskal-Wallis P=0.0796）。高级职称人员在学习吸收上的评价相对偏低，提示为资深骨干提供更具挑战性和针对性的外部学习机会与知识更新平台，可能带来明显的增量效应。</w:t>
+        <w:t>全院均值3.898分，职称间差异未达到统计学显著水平（F=2.16，P=0.0845；Kruskal-Wallis P=0.0796）。初级和无职称人员得分最高，中级人员接近均值，副高级和正高级人员相对较低。</w:t>
       </w:r>
     </w:p>
     <w:p>
@@ -16690,7 +17289,7 @@
           <w:b w:val="0"/>
           <w:sz w:val="24"/>
         </w:rPr>
-        <w:t>均值3.952分，职称间差异未达到统计学显著（F=1.81，P=0.1388；Kruskal-Wallis P=0.0996）。排序与其他维度一致，呈自初级向正高级递减趋势。</w:t>
+        <w:t>全院均值3.952分，职称间差异未达到统计学显著水平（F=1.81，P=0.1388；Kruskal-Wallis P=0.0996）。初级人员得分最高，无职称和中级人员高于均值，副高级和正高级人员相对较低。</w:t>
       </w:r>
     </w:p>
     <w:p>
@@ -17386,7 +17985,7 @@
           <w:b w:val="0"/>
           <w:sz w:val="24"/>
         </w:rPr>
-        <w:t>均值3.842分，差异未达到统计学显著（F=1.41，P=0.2412；Kruskal-Wallis P=0.1197）。创新应用能力在各职称层次中均处于四个维度中的相对低位，可作为面向全院各层级共同提升的重点。</w:t>
+        <w:t>全院均值3.842分，是四个维度中得分相对较低的维度。职称间差异未达到统计学显著水平（F=1.41，P=0.2412；Kruskal-Wallis P=0.1197）。初级人员得分最高，无职称和中级人员接近或略高于均值，副高级和正高级人员相对较低。</w:t>
       </w:r>
     </w:p>
     <w:p>
@@ -18082,7 +18681,7 @@
           <w:b w:val="0"/>
           <w:sz w:val="24"/>
         </w:rPr>
-        <w:t>本次调查中，不同本院工作年限组在动态能力总分及四个维度上均未呈现统计学显著差异，但整体表现出3–5年组较高、11–20年组接近均值、20年以上组偏低的结构。20年以上组仅2人，更适合作为描述性参考；3–5年段作为"职业上升期"，其能力感受显著高于其他群体，这一群体也是后续医院人才梯队建设和骨干培养的重点。</w:t>
+        <w:t>不同本院工作年限组在动态能力总分及四个维度上的差异均未达到统计学显著水平。从均值看，3–5年组在多数指标上得分相对较高，11–20年组多接近全院均值，3年以下组和6–10年组围绕均值分布，20年以上组在多项指标上相对较低。20年以上组样本量仅2人，相关结果适合作为参考。</w:t>
       </w:r>
     </w:p>
     <w:p>
@@ -19501,7 +20100,7 @@
           <w:b w:val="0"/>
           <w:sz w:val="24"/>
         </w:rPr>
-        <w:t>总体差异未达到统计学显著水平（F=1.00，P=0.4133；Kruskal-Wallis P=0.3404）。3年以下与3–5年组得分靠前，折射出新进人员在知识更新与外部信息吸收上的能动性。</w:t>
+        <w:t>总体差异未达到统计学显著水平（F=1.00，P=0.4133；Kruskal-Wallis P=0.3404）。3年以下和3–5年组得分较高，11–20年组接近均值，6–10年组略低，20年以上组相对较低。</w:t>
       </w:r>
     </w:p>
     <w:p>
@@ -21589,7 +22188,7 @@
           <w:b w:val="0"/>
           <w:sz w:val="24"/>
         </w:rPr>
-        <w:t>本次样本中主要工作内容包括管理、医疗和教学三类，教学类仅1人、未观察到科研类别，结果仅作描述性参考。管理人员与医疗人员在总分及各维度上得分接近，均围绕全院平均水平，未显示出明确差异，说明岗位差异主要通过职业类型和职务层面表现，而非单纯的工作内容划分。</w:t>
+        <w:t>本次样本中主要工作内容包括管理、医疗和教学三类，教学类样本量仅1人，未观察到科研类别样本，教学结果仅作描述性参考。从均值看，管理与医疗人员在动态能力总分及四个维度上得分较为接近，均接近全院均值，差异均未达到统计学显著水平。</w:t>
       </w:r>
     </w:p>
     <w:p>
@@ -24036,21 +24635,7 @@
           <w:b w:val="0"/>
           <w:sz w:val="24"/>
         </w:rPr>
-        <w:t>本部分在前述分组比较基础上，引入医院文化、医院资源、医院战略、路径依赖、环境因素、员工因素和管理特征七类组织内部条件，在综合控制年龄、科室、职务、职业类型、职称、工作年限、培训次数、主要工作内容等个体与岗位变量后，分析其对动态能力总分及四个维度的作用。总体上，七类影响因素中仅员工因素对创新应用能力呈显著正向作用，医院文化与员工因素对动态能力总分和学习吸收能力的影响呈正向趋势但未达显著，其余因素在控制背景变量后均未显示出独立的显著效应。</w:t>
-      </w:r>
-    </w:p>
-    <w:p>
-      <w:pPr>
-        <w:spacing w:line="384" w:lineRule="auto" w:after="60"/>
-        <w:ind w:firstLine="480"/>
-      </w:pPr>
-      <w:r>
-        <w:rPr>
-          <w:rFonts w:ascii="仿宋" w:hAnsi="仿宋" w:eastAsia="仿宋"/>
-          <w:b w:val="0"/>
-          <w:sz w:val="24"/>
-        </w:rPr>
-        <w:t>这一结果在管理层面有两点重要启示：一是相较于宏观层面的战略、资源和文化变量，"员工因素"——包括管理者能力、医务人员业务水平以及管理与临床的协同——才是驱动创新真正发生的关键；二是文化、战略、资源等虽然未在模型中显著，但其作用更多是作为创新和动态能力发挥的基础条件，需要在持续完善中逐步显现效果。</w:t>
+        <w:t>本部分在前述分组比较基础上，引入医院文化、医院资源、医院战略、路径依赖、环境因素、员工因素和管理特征七类组织内部条件，在综合控制年龄、科室、职务、职业类型、职称、工作年限、培训次数、主要工作内容等个体与岗位变量后，分析其对动态能力总分及四个维度的作用。总体来看，七类影响因素中，员工因素对创新应用能力呈显著正向作用；其他结果在控制背景变量后均未达到统计学显著水平。后续推动创新应用能力建设，可重点关注管理者能力、医务人员业务水平以及管理与临床协同。</w:t>
       </w:r>
     </w:p>
     <w:p>
@@ -24077,7 +24662,7 @@
           <w:b w:val="0"/>
           <w:sz w:val="24"/>
         </w:rPr>
-        <w:t>七类影响因素对动态能力总分的影响均未达到统计学显著水平，医院文化（P=0.099）与员工因素（P=0.091）表现出正向趋势。</w:t>
+        <w:t>七类影响因素对动态能力总分的影响均未达到统计学显著水平。</w:t>
       </w:r>
     </w:p>
     <w:p>
@@ -25473,7 +26058,7 @@
           <w:b w:val="0"/>
           <w:sz w:val="24"/>
         </w:rPr>
-        <w:t>七类影响因素的影响均未达到统计学显著水平，医院文化（P=0.091）和员工因素（P=0.065）呈正向趋势，提示其潜在作用值得后续更大样本进一步验证。</w:t>
+        <w:t>综合调整模型显示，七类影响因素对学习吸收能力的影响均未达到统计学显著水平。</w:t>
       </w:r>
     </w:p>
     <w:p>
@@ -26869,7 +27454,7 @@
           <w:b w:val="0"/>
           <w:sz w:val="24"/>
         </w:rPr>
-        <w:t>员工因素对创新应用能力呈显著正向作用（β=0.683，P=0.021），是七类影响因素中唯一达到统计学显著水平的变量。这一发现具有明确的管理含义：创新的"最后一公里"主要依赖于管理者的推动力、医务人员的专业能力以及管理与临床之间的高效协同，因此围绕这三类主体开展能力建设应成为创新驱动的核心抓手。</w:t>
+        <w:t>综合调整模型显示，员工因素与创新应用能力呈显著正向关联（回归系数=0.683，P=0.021）。结果提示，管理者能力、医务人员业务水平以及管理与临床协同，对医院推进技术应用、服务改进和管理创新具有重要支撑作用。其余影响因素对创新应用能力的影响均未达到统计学显著水平。</w:t>
       </w:r>
     </w:p>
     <w:p>
@@ -27567,7 +28152,7 @@
           <w:b w:val="0"/>
           <w:sz w:val="24"/>
         </w:rPr>
-        <w:t>为避免动态能力总分与四个维度同时纳入模型造成的共线性，二者分别建模，仅呈现动态能力指标的结果。模型已控制年龄、性别、教育程度、专业背景、职务、职业类型、职称、工作年限、培训次数及主要工作类型。结果显示，动态能力总分及四个维度与服务量、医疗质量、运营效率、患者满意度、员工满意度、服务公平可及性六项绩效指标均呈显著正向关联，系数和P值稳定，说明"动态能力—医院绩效"的关系具有稳健性。</w:t>
+        <w:t>本部分分析公立医院动态能力与医院绩效表现之间的关系。绩效指标包括服务量、医疗质量、运营效率、患者满意度、员工满意度和服务公平可及性。分析中已控制年龄、性别、教育程度、专业背景、职务、职业类型、职称、工作年限、培训次数和主要工作类型等差异。为避免动态能力总分与四个维度同时纳入模型造成的共线性问题，动态能力总分和四个维度分别进入模型，表中仅呈现动态能力指标的结果。</w:t>
       </w:r>
     </w:p>
     <w:p>
@@ -27581,7 +28166,7 @@
           <w:b w:val="0"/>
           <w:sz w:val="24"/>
         </w:rPr>
-        <w:t>从维度层面看，协调整合能力和创新应用能力的回归系数在大多数绩效指标上最高，其次是学习吸收能力，感知识别能力的系数相对最低。这一排序与动态能力的价值链高度一致：感知识别是起点，但真正决定能否转化为绩效的，是后端的资源协同与创新落地。</w:t>
+        <w:t>总体来看，动态能力总分及四个维度与六项绩效指标均呈显著正向关联，动态能力水平越高，受访者对医院服务量、医疗质量、运营效率、患者满意度、员工满意度和服务公平可及性的评价也越高。分维度看，协调整合能力、创新应用能力和学习吸收能力在多项绩效指标中的回归系数相对较高。</w:t>
       </w:r>
     </w:p>
     <w:p>
@@ -27608,7 +28193,7 @@
           <w:b w:val="0"/>
           <w:sz w:val="24"/>
         </w:rPr>
-        <w:t>动态能力总分及四个维度均呈显著正向关联，协调整合能力（0.507）、动态能力总分（0.495）与创新应用能力（0.477）系数相对较高，提示服务量的进一步提升依赖于资源调度与流程衔接的改善。</w:t>
+        <w:t>服务量方面，动态能力总分及四个维度均呈显著正向关联。其中协调整合能力（0.507）、动态能力总分（0.495）和创新应用能力（0.477）的回归系数相对较高，提示服务量提升与资源统筹、流程衔接和创新应用能力关系较为密切。</w:t>
       </w:r>
     </w:p>
     <w:p>
@@ -28146,7 +28731,7 @@
           <w:b w:val="0"/>
           <w:sz w:val="24"/>
         </w:rPr>
-        <w:t>协调整合能力（0.489）和创新应用能力（0.461）系数较高，提示医疗质量提升更多来自于资源整合与临床创新的持续推进。</w:t>
+        <w:t>医疗质量方面，动态能力总分及四个维度均呈显著正向关联。其中协调整合能力（0.489）、动态能力总分（0.476）和创新应用能力（0.461）的回归系数相对较高，提示医疗质量提升与资源整合、知识转化和创新实践能力密切相关。</w:t>
       </w:r>
     </w:p>
     <w:p>
@@ -28684,7 +29269,7 @@
           <w:b w:val="0"/>
           <w:sz w:val="24"/>
         </w:rPr>
-        <w:t>协调整合能力（0.448）和动态能力总分（0.435）系数较高，说明运营效率的改善与跨部门协同、流程衔接和资源配置密切相关。</w:t>
+        <w:t>运营效率方面，动态能力总分及四个维度均呈显著正向关联。其中协调整合能力（0.448）和动态能力总分（0.435）的回归系数相对较高，提示提高运营效率需要持续加强资源配置、流程衔接和跨部门协同。</w:t>
       </w:r>
     </w:p>
     <w:p>
@@ -29222,7 +29807,7 @@
           <w:b w:val="0"/>
           <w:sz w:val="24"/>
         </w:rPr>
-        <w:t>协调整合能力（0.637）对患者满意度的影响最为突出，创新应用能力（0.548）次之，提示患者体验的持续改善需要从流程协同、服务创新和资源响应三方面协同发力。</w:t>
+        <w:t>患者满意度方面，动态能力总分及四个维度均呈显著正向关联。其中协调整合能力（0.637）、动态能力总分（0.577）和创新应用能力（0.548）的回归系数相对较高，提示患者体验改善与流程协同、服务创新和资源响应能力关系较为紧密。</w:t>
       </w:r>
     </w:p>
     <w:p>
@@ -29760,7 +30345,7 @@
           <w:b w:val="0"/>
           <w:sz w:val="24"/>
         </w:rPr>
-        <w:t>协调整合能力（0.570）、动态能力总分（0.525）与学习吸收能力（0.483）系数较高，说明组织运行顺畅、学习支持到位、资源协同良好的工作环境，对员工感受具有显著积极作用。</w:t>
+        <w:t>员工满意度方面，动态能力总分及四个维度均呈显著正向关联。其中协调整合能力（0.570）、动态能力总分（0.525）和学习吸收能力（0.483）的回归系数相对较高，提示组织运行顺畅、内部学习支持和资源协同对员工评价具有积极意义。</w:t>
       </w:r>
     </w:p>
     <w:p>
@@ -30298,7 +30883,7 @@
           <w:b w:val="0"/>
           <w:sz w:val="24"/>
         </w:rPr>
-        <w:t>协调整合能力（0.503）与创新应用能力（0.440）系数较高，提示在服务公平可及性的提升上，优化资源配置、推动流程协同与服务创新是关键路径。</w:t>
+        <w:t>服务公平可及性方面，动态能力总分及四个维度均呈显著正向关联。其中协调整合能力（0.503）、动态能力总分（0.456）和创新应用能力（0.440）的回归系数相对较高，提示优化资源配置、提升协同效率和推进服务创新，有助于改善服务公平可及性评价。</w:t>
       </w:r>
     </w:p>
     <w:p>
@@ -30822,7 +31407,7 @@
           <w:b/>
           <w:sz w:val="30"/>
         </w:rPr>
-        <w:t>十、该院与其他上海市公立医院动态能力均值对比</w:t>
+        <w:t>十、发展建议</w:t>
       </w:r>
     </w:p>
     <w:p>
@@ -30836,7 +31421,20 @@
           <w:b w:val="0"/>
           <w:sz w:val="24"/>
         </w:rPr>
-        <w:t>为更直观地判断本院动态能力建设的外部相对位置，本部分将该院得分与同期调研的其他12家上海市公立医院进行均值对比，该结果为描述性分析，仅用作管理参考。</w:t>
+        <w:t>结合前述分析，后续动态能力建设可重点围绕以下三个方面开展工作。</w:t>
+      </w:r>
+    </w:p>
+    <w:p>
+      <w:pPr>
+        <w:spacing w:before="240" w:after="120" w:line="360" w:lineRule="auto"/>
+      </w:pPr>
+      <w:r>
+        <w:rPr>
+          <w:rFonts w:ascii="黑体" w:hAnsi="黑体" w:eastAsia="黑体"/>
+          <w:b/>
+          <w:sz w:val="26"/>
+        </w:rPr>
+        <w:t>（一）突出创新应用和感知识别两个相对薄弱的维度</w:t>
       </w:r>
     </w:p>
     <w:p>
@@ -30850,836 +31448,9 @@
           <w:b w:val="0"/>
           <w:sz w:val="24"/>
         </w:rPr>
-        <w:t>总体来看，该院动态能力总分及四个维度均低于其他12家上海市公立医院平均水平。差距从大到小依次为：创新应用能力（-0.538）、感知识别能力（-0.510）、协调整合能力（-0.436）、动态能力总分（-0.457）、学习吸收能力（-0.342）。创新应用能力与感知识别能力成为与市内同类医院最主要的落差来源，也印证了前述内部分析中"外部感知较强但落地较弱"的结构性判断——从横向对比看，本院不仅"落地"有差距，"外部捕捉"环节同样存在明显提升空间；协调整合能力的差距进一步说明跨科室协同与资源统筹仍需系统性优化；学习吸收能力虽有差距但相对较小，可在现有培训和知识转化机制基础上稳步巩固。</w:t>
+        <w:t>创新应用能力是本院四个维度中得分相对最低的维度，感知识别能力与其他12家医院均值的差距在四个维度中相对较大。后续可在两个方面持续加强：一是建立政策变化、患者需求变化、同行发展动向和新技术新方法等信息的常态化跟踪与研讨机制，加强感知识别能力建设；二是在服务流程优化、医疗技术应用、管理改进项目和跨机构合作等方面形成创新任务清单，推动创新应用能力提升。</w:t>
       </w:r>
     </w:p>
-    <w:p>
-      <w:pPr>
-        <w:spacing w:before="120" w:after="60"/>
-        <w:jc w:val="center"/>
-      </w:pPr>
-      <w:r>
-        <w:rPr>
-          <w:rFonts w:ascii="黑体" w:hAnsi="黑体" w:eastAsia="黑体"/>
-          <w:b/>
-          <w:sz w:val="22"/>
-        </w:rPr>
-        <w:t>表42  该院与其他12家上海市公立医院动态能力均值对比</w:t>
-      </w:r>
-    </w:p>
-    <w:tbl>
-      <w:tblPr>
-        <w:tblW w:type="auto" w:w="0"/>
-        <w:jc w:val="center"/>
-        <w:tblLayout w:type="fixed"/>
-        <w:tblLook w:firstColumn="1" w:firstRow="1" w:lastColumn="0" w:lastRow="0" w:noHBand="0" w:noVBand="1" w:val="04A0"/>
-      </w:tblPr>
-      <w:tblGrid>
-        <w:gridCol w:w="1813"/>
-        <w:gridCol w:w="1813"/>
-        <w:gridCol w:w="1813"/>
-        <w:gridCol w:w="1813"/>
-        <w:gridCol w:w="1813"/>
-      </w:tblGrid>
-      <w:tr>
-        <w:tc>
-          <w:tcPr>
-            <w:tcW w:type="dxa" w:w="1813"/>
-            <w:vAlign w:val="center"/>
-            <w:shd w:val="clear" w:color="auto" w:fill="DCE6F1"/>
-            <w:tcBorders>
-              <w:top w:val="single" w:sz="6" w:color="000000"/>
-              <w:left w:val="single" w:sz="6" w:color="000000"/>
-              <w:bottom w:val="single" w:sz="6" w:color="000000"/>
-              <w:right w:val="single" w:sz="6" w:color="000000"/>
-            </w:tcBorders>
-          </w:tcPr>
-          <w:p>
-            <w:pPr>
-              <w:jc w:val="center"/>
-            </w:pPr>
-            <w:r/>
-            <w:r>
-              <w:rPr>
-                <w:rFonts w:ascii="黑体" w:hAnsi="黑体" w:eastAsia="黑体"/>
-                <w:b/>
-                <w:sz w:val="21"/>
-              </w:rPr>
-              <w:t>指标</w:t>
-            </w:r>
-          </w:p>
-        </w:tc>
-        <w:tc>
-          <w:tcPr>
-            <w:tcW w:type="dxa" w:w="1813"/>
-            <w:vAlign w:val="center"/>
-            <w:shd w:val="clear" w:color="auto" w:fill="DCE6F1"/>
-            <w:tcBorders>
-              <w:top w:val="single" w:sz="6" w:color="000000"/>
-              <w:left w:val="single" w:sz="6" w:color="000000"/>
-              <w:bottom w:val="single" w:sz="6" w:color="000000"/>
-              <w:right w:val="single" w:sz="6" w:color="000000"/>
-            </w:tcBorders>
-          </w:tcPr>
-          <w:p>
-            <w:pPr>
-              <w:jc w:val="center"/>
-            </w:pPr>
-            <w:r/>
-            <w:r>
-              <w:rPr>
-                <w:rFonts w:ascii="黑体" w:hAnsi="黑体" w:eastAsia="黑体"/>
-                <w:b/>
-                <w:sz w:val="21"/>
-              </w:rPr>
-              <w:t>该院均值</w:t>
-            </w:r>
-          </w:p>
-        </w:tc>
-        <w:tc>
-          <w:tcPr>
-            <w:tcW w:type="dxa" w:w="1813"/>
-            <w:vAlign w:val="center"/>
-            <w:shd w:val="clear" w:color="auto" w:fill="DCE6F1"/>
-            <w:tcBorders>
-              <w:top w:val="single" w:sz="6" w:color="000000"/>
-              <w:left w:val="single" w:sz="6" w:color="000000"/>
-              <w:bottom w:val="single" w:sz="6" w:color="000000"/>
-              <w:right w:val="single" w:sz="6" w:color="000000"/>
-            </w:tcBorders>
-          </w:tcPr>
-          <w:p>
-            <w:pPr>
-              <w:jc w:val="center"/>
-            </w:pPr>
-            <w:r/>
-            <w:r>
-              <w:rPr>
-                <w:rFonts w:ascii="黑体" w:hAnsi="黑体" w:eastAsia="黑体"/>
-                <w:b/>
-                <w:sz w:val="21"/>
-              </w:rPr>
-              <w:t>其他12家医院均值±标准差</w:t>
-            </w:r>
-          </w:p>
-        </w:tc>
-        <w:tc>
-          <w:tcPr>
-            <w:tcW w:type="dxa" w:w="1813"/>
-            <w:vAlign w:val="center"/>
-            <w:shd w:val="clear" w:color="auto" w:fill="DCE6F1"/>
-            <w:tcBorders>
-              <w:top w:val="single" w:sz="6" w:color="000000"/>
-              <w:left w:val="single" w:sz="6" w:color="000000"/>
-              <w:bottom w:val="single" w:sz="6" w:color="000000"/>
-              <w:right w:val="single" w:sz="6" w:color="000000"/>
-            </w:tcBorders>
-          </w:tcPr>
-          <w:p>
-            <w:pPr>
-              <w:jc w:val="center"/>
-            </w:pPr>
-            <w:r/>
-            <w:r>
-              <w:rPr>
-                <w:rFonts w:ascii="黑体" w:hAnsi="黑体" w:eastAsia="黑体"/>
-                <w:b/>
-                <w:sz w:val="21"/>
-              </w:rPr>
-              <w:t>差值（该院-其他医院）</w:t>
-            </w:r>
-          </w:p>
-        </w:tc>
-        <w:tc>
-          <w:tcPr>
-            <w:tcW w:type="dxa" w:w="1813"/>
-            <w:vAlign w:val="center"/>
-            <w:shd w:val="clear" w:color="auto" w:fill="DCE6F1"/>
-            <w:tcBorders>
-              <w:top w:val="single" w:sz="6" w:color="000000"/>
-              <w:left w:val="single" w:sz="6" w:color="000000"/>
-              <w:bottom w:val="single" w:sz="6" w:color="000000"/>
-              <w:right w:val="single" w:sz="6" w:color="000000"/>
-            </w:tcBorders>
-          </w:tcPr>
-          <w:p>
-            <w:pPr>
-              <w:jc w:val="center"/>
-            </w:pPr>
-            <w:r/>
-            <w:r>
-              <w:rPr>
-                <w:rFonts w:ascii="黑体" w:hAnsi="黑体" w:eastAsia="黑体"/>
-                <w:b/>
-                <w:sz w:val="21"/>
-              </w:rPr>
-              <w:t>对比情况</w:t>
-            </w:r>
-          </w:p>
-        </w:tc>
-      </w:tr>
-      <w:tr>
-        <w:tc>
-          <w:tcPr>
-            <w:tcW w:type="dxa" w:w="1813"/>
-            <w:vAlign w:val="center"/>
-            <w:tcBorders>
-              <w:top w:val="single" w:sz="6" w:color="000000"/>
-              <w:left w:val="single" w:sz="6" w:color="000000"/>
-              <w:bottom w:val="single" w:sz="6" w:color="000000"/>
-              <w:right w:val="single" w:sz="6" w:color="000000"/>
-            </w:tcBorders>
-          </w:tcPr>
-          <w:p>
-            <w:pPr>
-              <w:jc w:val="center"/>
-            </w:pPr>
-            <w:r/>
-            <w:r>
-              <w:rPr>
-                <w:rFonts w:ascii="仿宋" w:hAnsi="仿宋" w:eastAsia="仿宋"/>
-                <w:b w:val="0"/>
-                <w:sz w:val="21"/>
-              </w:rPr>
-              <w:t>动态能力总分</w:t>
-            </w:r>
-          </w:p>
-        </w:tc>
-        <w:tc>
-          <w:tcPr>
-            <w:tcW w:type="dxa" w:w="1813"/>
-            <w:vAlign w:val="center"/>
-            <w:tcBorders>
-              <w:top w:val="single" w:sz="6" w:color="000000"/>
-              <w:left w:val="single" w:sz="6" w:color="000000"/>
-              <w:bottom w:val="single" w:sz="6" w:color="000000"/>
-              <w:right w:val="single" w:sz="6" w:color="000000"/>
-            </w:tcBorders>
-          </w:tcPr>
-          <w:p>
-            <w:pPr>
-              <w:jc w:val="center"/>
-            </w:pPr>
-            <w:r/>
-            <w:r>
-              <w:rPr>
-                <w:rFonts w:ascii="仿宋" w:hAnsi="仿宋" w:eastAsia="仿宋"/>
-                <w:b w:val="0"/>
-                <w:sz w:val="21"/>
-              </w:rPr>
-              <w:t>3.918</w:t>
-            </w:r>
-          </w:p>
-        </w:tc>
-        <w:tc>
-          <w:tcPr>
-            <w:tcW w:type="dxa" w:w="1813"/>
-            <w:vAlign w:val="center"/>
-            <w:tcBorders>
-              <w:top w:val="single" w:sz="6" w:color="000000"/>
-              <w:left w:val="single" w:sz="6" w:color="000000"/>
-              <w:bottom w:val="single" w:sz="6" w:color="000000"/>
-              <w:right w:val="single" w:sz="6" w:color="000000"/>
-            </w:tcBorders>
-          </w:tcPr>
-          <w:p>
-            <w:pPr>
-              <w:jc w:val="center"/>
-            </w:pPr>
-            <w:r/>
-            <w:r>
-              <w:rPr>
-                <w:rFonts w:ascii="仿宋" w:hAnsi="仿宋" w:eastAsia="仿宋"/>
-                <w:b w:val="0"/>
-                <w:sz w:val="21"/>
-              </w:rPr>
-              <w:t>4.375±0.638</w:t>
-            </w:r>
-          </w:p>
-        </w:tc>
-        <w:tc>
-          <w:tcPr>
-            <w:tcW w:type="dxa" w:w="1813"/>
-            <w:vAlign w:val="center"/>
-            <w:tcBorders>
-              <w:top w:val="single" w:sz="6" w:color="000000"/>
-              <w:left w:val="single" w:sz="6" w:color="000000"/>
-              <w:bottom w:val="single" w:sz="6" w:color="000000"/>
-              <w:right w:val="single" w:sz="6" w:color="000000"/>
-            </w:tcBorders>
-          </w:tcPr>
-          <w:p>
-            <w:pPr>
-              <w:jc w:val="center"/>
-            </w:pPr>
-            <w:r/>
-            <w:r>
-              <w:rPr>
-                <w:rFonts w:ascii="仿宋" w:hAnsi="仿宋" w:eastAsia="仿宋"/>
-                <w:b w:val="0"/>
-                <w:sz w:val="21"/>
-              </w:rPr>
-              <w:t>-0.457</w:t>
-            </w:r>
-          </w:p>
-        </w:tc>
-        <w:tc>
-          <w:tcPr>
-            <w:tcW w:type="dxa" w:w="1813"/>
-            <w:vAlign w:val="center"/>
-            <w:tcBorders>
-              <w:top w:val="single" w:sz="6" w:color="000000"/>
-              <w:left w:val="single" w:sz="6" w:color="000000"/>
-              <w:bottom w:val="single" w:sz="6" w:color="000000"/>
-              <w:right w:val="single" w:sz="6" w:color="000000"/>
-            </w:tcBorders>
-          </w:tcPr>
-          <w:p>
-            <w:pPr>
-              <w:jc w:val="center"/>
-            </w:pPr>
-            <w:r/>
-            <w:r>
-              <w:rPr>
-                <w:rFonts w:ascii="仿宋" w:hAnsi="仿宋" w:eastAsia="仿宋"/>
-                <w:b w:val="0"/>
-                <w:sz w:val="21"/>
-              </w:rPr>
-              <w:t>低于其他医院平均水平</w:t>
-            </w:r>
-          </w:p>
-        </w:tc>
-      </w:tr>
-      <w:tr>
-        <w:tc>
-          <w:tcPr>
-            <w:tcW w:type="dxa" w:w="1813"/>
-            <w:vAlign w:val="center"/>
-            <w:tcBorders>
-              <w:top w:val="single" w:sz="6" w:color="000000"/>
-              <w:left w:val="single" w:sz="6" w:color="000000"/>
-              <w:bottom w:val="single" w:sz="6" w:color="000000"/>
-              <w:right w:val="single" w:sz="6" w:color="000000"/>
-            </w:tcBorders>
-          </w:tcPr>
-          <w:p>
-            <w:pPr>
-              <w:jc w:val="center"/>
-            </w:pPr>
-            <w:r/>
-            <w:r>
-              <w:rPr>
-                <w:rFonts w:ascii="仿宋" w:hAnsi="仿宋" w:eastAsia="仿宋"/>
-                <w:b w:val="0"/>
-                <w:sz w:val="21"/>
-              </w:rPr>
-              <w:t>感知识别能力</w:t>
-            </w:r>
-          </w:p>
-        </w:tc>
-        <w:tc>
-          <w:tcPr>
-            <w:tcW w:type="dxa" w:w="1813"/>
-            <w:vAlign w:val="center"/>
-            <w:tcBorders>
-              <w:top w:val="single" w:sz="6" w:color="000000"/>
-              <w:left w:val="single" w:sz="6" w:color="000000"/>
-              <w:bottom w:val="single" w:sz="6" w:color="000000"/>
-              <w:right w:val="single" w:sz="6" w:color="000000"/>
-            </w:tcBorders>
-          </w:tcPr>
-          <w:p>
-            <w:pPr>
-              <w:jc w:val="center"/>
-            </w:pPr>
-            <w:r/>
-            <w:r>
-              <w:rPr>
-                <w:rFonts w:ascii="仿宋" w:hAnsi="仿宋" w:eastAsia="仿宋"/>
-                <w:b w:val="0"/>
-                <w:sz w:val="21"/>
-              </w:rPr>
-              <w:t>3.981</w:t>
-            </w:r>
-          </w:p>
-        </w:tc>
-        <w:tc>
-          <w:tcPr>
-            <w:tcW w:type="dxa" w:w="1813"/>
-            <w:vAlign w:val="center"/>
-            <w:tcBorders>
-              <w:top w:val="single" w:sz="6" w:color="000000"/>
-              <w:left w:val="single" w:sz="6" w:color="000000"/>
-              <w:bottom w:val="single" w:sz="6" w:color="000000"/>
-              <w:right w:val="single" w:sz="6" w:color="000000"/>
-            </w:tcBorders>
-          </w:tcPr>
-          <w:p>
-            <w:pPr>
-              <w:jc w:val="center"/>
-            </w:pPr>
-            <w:r/>
-            <w:r>
-              <w:rPr>
-                <w:rFonts w:ascii="仿宋" w:hAnsi="仿宋" w:eastAsia="仿宋"/>
-                <w:b w:val="0"/>
-                <w:sz w:val="21"/>
-              </w:rPr>
-              <w:t>4.491±0.639</w:t>
-            </w:r>
-          </w:p>
-        </w:tc>
-        <w:tc>
-          <w:tcPr>
-            <w:tcW w:type="dxa" w:w="1813"/>
-            <w:vAlign w:val="center"/>
-            <w:tcBorders>
-              <w:top w:val="single" w:sz="6" w:color="000000"/>
-              <w:left w:val="single" w:sz="6" w:color="000000"/>
-              <w:bottom w:val="single" w:sz="6" w:color="000000"/>
-              <w:right w:val="single" w:sz="6" w:color="000000"/>
-            </w:tcBorders>
-          </w:tcPr>
-          <w:p>
-            <w:pPr>
-              <w:jc w:val="center"/>
-            </w:pPr>
-            <w:r/>
-            <w:r>
-              <w:rPr>
-                <w:rFonts w:ascii="仿宋" w:hAnsi="仿宋" w:eastAsia="仿宋"/>
-                <w:b w:val="0"/>
-                <w:sz w:val="21"/>
-              </w:rPr>
-              <w:t>-0.510</w:t>
-            </w:r>
-          </w:p>
-        </w:tc>
-        <w:tc>
-          <w:tcPr>
-            <w:tcW w:type="dxa" w:w="1813"/>
-            <w:vAlign w:val="center"/>
-            <w:tcBorders>
-              <w:top w:val="single" w:sz="6" w:color="000000"/>
-              <w:left w:val="single" w:sz="6" w:color="000000"/>
-              <w:bottom w:val="single" w:sz="6" w:color="000000"/>
-              <w:right w:val="single" w:sz="6" w:color="000000"/>
-            </w:tcBorders>
-          </w:tcPr>
-          <w:p>
-            <w:pPr>
-              <w:jc w:val="center"/>
-            </w:pPr>
-            <w:r/>
-            <w:r>
-              <w:rPr>
-                <w:rFonts w:ascii="仿宋" w:hAnsi="仿宋" w:eastAsia="仿宋"/>
-                <w:b w:val="0"/>
-                <w:sz w:val="21"/>
-              </w:rPr>
-              <w:t>低于其他医院平均水平</w:t>
-            </w:r>
-          </w:p>
-        </w:tc>
-      </w:tr>
-      <w:tr>
-        <w:tc>
-          <w:tcPr>
-            <w:tcW w:type="dxa" w:w="1813"/>
-            <w:vAlign w:val="center"/>
-            <w:tcBorders>
-              <w:top w:val="single" w:sz="6" w:color="000000"/>
-              <w:left w:val="single" w:sz="6" w:color="000000"/>
-              <w:bottom w:val="single" w:sz="6" w:color="000000"/>
-              <w:right w:val="single" w:sz="6" w:color="000000"/>
-            </w:tcBorders>
-          </w:tcPr>
-          <w:p>
-            <w:pPr>
-              <w:jc w:val="center"/>
-            </w:pPr>
-            <w:r/>
-            <w:r>
-              <w:rPr>
-                <w:rFonts w:ascii="仿宋" w:hAnsi="仿宋" w:eastAsia="仿宋"/>
-                <w:b w:val="0"/>
-                <w:sz w:val="21"/>
-              </w:rPr>
-              <w:t>学习吸收能力</w:t>
-            </w:r>
-          </w:p>
-        </w:tc>
-        <w:tc>
-          <w:tcPr>
-            <w:tcW w:type="dxa" w:w="1813"/>
-            <w:vAlign w:val="center"/>
-            <w:tcBorders>
-              <w:top w:val="single" w:sz="6" w:color="000000"/>
-              <w:left w:val="single" w:sz="6" w:color="000000"/>
-              <w:bottom w:val="single" w:sz="6" w:color="000000"/>
-              <w:right w:val="single" w:sz="6" w:color="000000"/>
-            </w:tcBorders>
-          </w:tcPr>
-          <w:p>
-            <w:pPr>
-              <w:jc w:val="center"/>
-            </w:pPr>
-            <w:r/>
-            <w:r>
-              <w:rPr>
-                <w:rFonts w:ascii="仿宋" w:hAnsi="仿宋" w:eastAsia="仿宋"/>
-                <w:b w:val="0"/>
-                <w:sz w:val="21"/>
-              </w:rPr>
-              <w:t>3.898</w:t>
-            </w:r>
-          </w:p>
-        </w:tc>
-        <w:tc>
-          <w:tcPr>
-            <w:tcW w:type="dxa" w:w="1813"/>
-            <w:vAlign w:val="center"/>
-            <w:tcBorders>
-              <w:top w:val="single" w:sz="6" w:color="000000"/>
-              <w:left w:val="single" w:sz="6" w:color="000000"/>
-              <w:bottom w:val="single" w:sz="6" w:color="000000"/>
-              <w:right w:val="single" w:sz="6" w:color="000000"/>
-            </w:tcBorders>
-          </w:tcPr>
-          <w:p>
-            <w:pPr>
-              <w:jc w:val="center"/>
-            </w:pPr>
-            <w:r/>
-            <w:r>
-              <w:rPr>
-                <w:rFonts w:ascii="仿宋" w:hAnsi="仿宋" w:eastAsia="仿宋"/>
-                <w:b w:val="0"/>
-                <w:sz w:val="21"/>
-              </w:rPr>
-              <w:t>4.240±0.785</w:t>
-            </w:r>
-          </w:p>
-        </w:tc>
-        <w:tc>
-          <w:tcPr>
-            <w:tcW w:type="dxa" w:w="1813"/>
-            <w:vAlign w:val="center"/>
-            <w:tcBorders>
-              <w:top w:val="single" w:sz="6" w:color="000000"/>
-              <w:left w:val="single" w:sz="6" w:color="000000"/>
-              <w:bottom w:val="single" w:sz="6" w:color="000000"/>
-              <w:right w:val="single" w:sz="6" w:color="000000"/>
-            </w:tcBorders>
-          </w:tcPr>
-          <w:p>
-            <w:pPr>
-              <w:jc w:val="center"/>
-            </w:pPr>
-            <w:r/>
-            <w:r>
-              <w:rPr>
-                <w:rFonts w:ascii="仿宋" w:hAnsi="仿宋" w:eastAsia="仿宋"/>
-                <w:b w:val="0"/>
-                <w:sz w:val="21"/>
-              </w:rPr>
-              <w:t>-0.342</w:t>
-            </w:r>
-          </w:p>
-        </w:tc>
-        <w:tc>
-          <w:tcPr>
-            <w:tcW w:type="dxa" w:w="1813"/>
-            <w:vAlign w:val="center"/>
-            <w:tcBorders>
-              <w:top w:val="single" w:sz="6" w:color="000000"/>
-              <w:left w:val="single" w:sz="6" w:color="000000"/>
-              <w:bottom w:val="single" w:sz="6" w:color="000000"/>
-              <w:right w:val="single" w:sz="6" w:color="000000"/>
-            </w:tcBorders>
-          </w:tcPr>
-          <w:p>
-            <w:pPr>
-              <w:jc w:val="center"/>
-            </w:pPr>
-            <w:r/>
-            <w:r>
-              <w:rPr>
-                <w:rFonts w:ascii="仿宋" w:hAnsi="仿宋" w:eastAsia="仿宋"/>
-                <w:b w:val="0"/>
-                <w:sz w:val="21"/>
-              </w:rPr>
-              <w:t>低于其他医院平均水平</w:t>
-            </w:r>
-          </w:p>
-        </w:tc>
-      </w:tr>
-      <w:tr>
-        <w:tc>
-          <w:tcPr>
-            <w:tcW w:type="dxa" w:w="1813"/>
-            <w:vAlign w:val="center"/>
-            <w:tcBorders>
-              <w:top w:val="single" w:sz="6" w:color="000000"/>
-              <w:left w:val="single" w:sz="6" w:color="000000"/>
-              <w:bottom w:val="single" w:sz="6" w:color="000000"/>
-              <w:right w:val="single" w:sz="6" w:color="000000"/>
-            </w:tcBorders>
-          </w:tcPr>
-          <w:p>
-            <w:pPr>
-              <w:jc w:val="center"/>
-            </w:pPr>
-            <w:r/>
-            <w:r>
-              <w:rPr>
-                <w:rFonts w:ascii="仿宋" w:hAnsi="仿宋" w:eastAsia="仿宋"/>
-                <w:b w:val="0"/>
-                <w:sz w:val="21"/>
-              </w:rPr>
-              <w:t>协调整合能力</w:t>
-            </w:r>
-          </w:p>
-        </w:tc>
-        <w:tc>
-          <w:tcPr>
-            <w:tcW w:type="dxa" w:w="1813"/>
-            <w:vAlign w:val="center"/>
-            <w:tcBorders>
-              <w:top w:val="single" w:sz="6" w:color="000000"/>
-              <w:left w:val="single" w:sz="6" w:color="000000"/>
-              <w:bottom w:val="single" w:sz="6" w:color="000000"/>
-              <w:right w:val="single" w:sz="6" w:color="000000"/>
-            </w:tcBorders>
-          </w:tcPr>
-          <w:p>
-            <w:pPr>
-              <w:jc w:val="center"/>
-            </w:pPr>
-            <w:r/>
-            <w:r>
-              <w:rPr>
-                <w:rFonts w:ascii="仿宋" w:hAnsi="仿宋" w:eastAsia="仿宋"/>
-                <w:b w:val="0"/>
-                <w:sz w:val="21"/>
-              </w:rPr>
-              <w:t>3.952</w:t>
-            </w:r>
-          </w:p>
-        </w:tc>
-        <w:tc>
-          <w:tcPr>
-            <w:tcW w:type="dxa" w:w="1813"/>
-            <w:vAlign w:val="center"/>
-            <w:tcBorders>
-              <w:top w:val="single" w:sz="6" w:color="000000"/>
-              <w:left w:val="single" w:sz="6" w:color="000000"/>
-              <w:bottom w:val="single" w:sz="6" w:color="000000"/>
-              <w:right w:val="single" w:sz="6" w:color="000000"/>
-            </w:tcBorders>
-          </w:tcPr>
-          <w:p>
-            <w:pPr>
-              <w:jc w:val="center"/>
-            </w:pPr>
-            <w:r/>
-            <w:r>
-              <w:rPr>
-                <w:rFonts w:ascii="仿宋" w:hAnsi="仿宋" w:eastAsia="仿宋"/>
-                <w:b w:val="0"/>
-                <w:sz w:val="21"/>
-              </w:rPr>
-              <w:t>4.388±0.641</w:t>
-            </w:r>
-          </w:p>
-        </w:tc>
-        <w:tc>
-          <w:tcPr>
-            <w:tcW w:type="dxa" w:w="1813"/>
-            <w:vAlign w:val="center"/>
-            <w:tcBorders>
-              <w:top w:val="single" w:sz="6" w:color="000000"/>
-              <w:left w:val="single" w:sz="6" w:color="000000"/>
-              <w:bottom w:val="single" w:sz="6" w:color="000000"/>
-              <w:right w:val="single" w:sz="6" w:color="000000"/>
-            </w:tcBorders>
-          </w:tcPr>
-          <w:p>
-            <w:pPr>
-              <w:jc w:val="center"/>
-            </w:pPr>
-            <w:r/>
-            <w:r>
-              <w:rPr>
-                <w:rFonts w:ascii="仿宋" w:hAnsi="仿宋" w:eastAsia="仿宋"/>
-                <w:b w:val="0"/>
-                <w:sz w:val="21"/>
-              </w:rPr>
-              <w:t>-0.436</w:t>
-            </w:r>
-          </w:p>
-        </w:tc>
-        <w:tc>
-          <w:tcPr>
-            <w:tcW w:type="dxa" w:w="1813"/>
-            <w:vAlign w:val="center"/>
-            <w:tcBorders>
-              <w:top w:val="single" w:sz="6" w:color="000000"/>
-              <w:left w:val="single" w:sz="6" w:color="000000"/>
-              <w:bottom w:val="single" w:sz="6" w:color="000000"/>
-              <w:right w:val="single" w:sz="6" w:color="000000"/>
-            </w:tcBorders>
-          </w:tcPr>
-          <w:p>
-            <w:pPr>
-              <w:jc w:val="center"/>
-            </w:pPr>
-            <w:r/>
-            <w:r>
-              <w:rPr>
-                <w:rFonts w:ascii="仿宋" w:hAnsi="仿宋" w:eastAsia="仿宋"/>
-                <w:b w:val="0"/>
-                <w:sz w:val="21"/>
-              </w:rPr>
-              <w:t>低于其他医院平均水平</w:t>
-            </w:r>
-          </w:p>
-        </w:tc>
-      </w:tr>
-      <w:tr>
-        <w:tc>
-          <w:tcPr>
-            <w:tcW w:type="dxa" w:w="1813"/>
-            <w:vAlign w:val="center"/>
-            <w:tcBorders>
-              <w:top w:val="single" w:sz="6" w:color="000000"/>
-              <w:left w:val="single" w:sz="6" w:color="000000"/>
-              <w:bottom w:val="single" w:sz="6" w:color="000000"/>
-              <w:right w:val="single" w:sz="6" w:color="000000"/>
-            </w:tcBorders>
-          </w:tcPr>
-          <w:p>
-            <w:pPr>
-              <w:jc w:val="center"/>
-            </w:pPr>
-            <w:r/>
-            <w:r>
-              <w:rPr>
-                <w:rFonts w:ascii="仿宋" w:hAnsi="仿宋" w:eastAsia="仿宋"/>
-                <w:b w:val="0"/>
-                <w:sz w:val="21"/>
-              </w:rPr>
-              <w:t>创新应用能力</w:t>
-            </w:r>
-          </w:p>
-        </w:tc>
-        <w:tc>
-          <w:tcPr>
-            <w:tcW w:type="dxa" w:w="1813"/>
-            <w:vAlign w:val="center"/>
-            <w:tcBorders>
-              <w:top w:val="single" w:sz="6" w:color="000000"/>
-              <w:left w:val="single" w:sz="6" w:color="000000"/>
-              <w:bottom w:val="single" w:sz="6" w:color="000000"/>
-              <w:right w:val="single" w:sz="6" w:color="000000"/>
-            </w:tcBorders>
-          </w:tcPr>
-          <w:p>
-            <w:pPr>
-              <w:jc w:val="center"/>
-            </w:pPr>
-            <w:r/>
-            <w:r>
-              <w:rPr>
-                <w:rFonts w:ascii="仿宋" w:hAnsi="仿宋" w:eastAsia="仿宋"/>
-                <w:b w:val="0"/>
-                <w:sz w:val="21"/>
-              </w:rPr>
-              <w:t>3.842</w:t>
-            </w:r>
-          </w:p>
-        </w:tc>
-        <w:tc>
-          <w:tcPr>
-            <w:tcW w:type="dxa" w:w="1813"/>
-            <w:vAlign w:val="center"/>
-            <w:tcBorders>
-              <w:top w:val="single" w:sz="6" w:color="000000"/>
-              <w:left w:val="single" w:sz="6" w:color="000000"/>
-              <w:bottom w:val="single" w:sz="6" w:color="000000"/>
-              <w:right w:val="single" w:sz="6" w:color="000000"/>
-            </w:tcBorders>
-          </w:tcPr>
-          <w:p>
-            <w:pPr>
-              <w:jc w:val="center"/>
-            </w:pPr>
-            <w:r/>
-            <w:r>
-              <w:rPr>
-                <w:rFonts w:ascii="仿宋" w:hAnsi="仿宋" w:eastAsia="仿宋"/>
-                <w:b w:val="0"/>
-                <w:sz w:val="21"/>
-              </w:rPr>
-              <w:t>4.380±0.666</w:t>
-            </w:r>
-          </w:p>
-        </w:tc>
-        <w:tc>
-          <w:tcPr>
-            <w:tcW w:type="dxa" w:w="1813"/>
-            <w:vAlign w:val="center"/>
-            <w:tcBorders>
-              <w:top w:val="single" w:sz="6" w:color="000000"/>
-              <w:left w:val="single" w:sz="6" w:color="000000"/>
-              <w:bottom w:val="single" w:sz="6" w:color="000000"/>
-              <w:right w:val="single" w:sz="6" w:color="000000"/>
-            </w:tcBorders>
-          </w:tcPr>
-          <w:p>
-            <w:pPr>
-              <w:jc w:val="center"/>
-            </w:pPr>
-            <w:r/>
-            <w:r>
-              <w:rPr>
-                <w:rFonts w:ascii="仿宋" w:hAnsi="仿宋" w:eastAsia="仿宋"/>
-                <w:b w:val="0"/>
-                <w:sz w:val="21"/>
-              </w:rPr>
-              <w:t>-0.538</w:t>
-            </w:r>
-          </w:p>
-        </w:tc>
-        <w:tc>
-          <w:tcPr>
-            <w:tcW w:type="dxa" w:w="1813"/>
-            <w:vAlign w:val="center"/>
-            <w:tcBorders>
-              <w:top w:val="single" w:sz="6" w:color="000000"/>
-              <w:left w:val="single" w:sz="6" w:color="000000"/>
-              <w:bottom w:val="single" w:sz="6" w:color="000000"/>
-              <w:right w:val="single" w:sz="6" w:color="000000"/>
-            </w:tcBorders>
-          </w:tcPr>
-          <w:p>
-            <w:pPr>
-              <w:jc w:val="center"/>
-            </w:pPr>
-            <w:r/>
-            <w:r>
-              <w:rPr>
-                <w:rFonts w:ascii="仿宋" w:hAnsi="仿宋" w:eastAsia="仿宋"/>
-                <w:b w:val="0"/>
-                <w:sz w:val="21"/>
-              </w:rPr>
-              <w:t>低于其他医院平均水平</w:t>
-            </w:r>
-          </w:p>
-        </w:tc>
-      </w:tr>
-    </w:tbl>
-    <w:p/>
     <w:p>
       <w:pPr>
         <w:spacing w:before="240" w:after="120" w:line="360" w:lineRule="auto"/>
@@ -31688,9 +31459,9 @@
         <w:rPr>
           <w:rFonts w:ascii="黑体" w:hAnsi="黑体" w:eastAsia="黑体"/>
           <w:b/>
-          <w:sz w:val="30"/>
+          <w:sz w:val="26"/>
         </w:rPr>
-        <w:t>十一、发展建议</w:t>
+        <w:t>（二）加强协调整合能力，支撑医院整体绩效提升</w:t>
       </w:r>
     </w:p>
     <w:p>
@@ -31704,7 +31475,7 @@
           <w:b w:val="0"/>
           <w:sz w:val="24"/>
         </w:rPr>
-        <w:t>结合上述分析，本院动态能力建设应把握"以员工因素为核心驱动、以创新应用为突破口、以协调整合为关键支撑、以感知识别为前提条件"的总体方向，形成"战略—机制—人群—项目"四位一体的实施路径。具体建议如下：</w:t>
+        <w:t>动态能力与医院绩效的分析结果显示，协调整合能力在服务量、医疗质量、运营效率、患者满意度、员工满意度和服务公平可及性六项绩效指标中的回归系数多处于相对较高水平。后续可通过跨部门协作、资源统筹和流程再造，进一步加强协调整合能力，支撑医院整体绩效表现。</w:t>
       </w:r>
     </w:p>
     <w:p>
@@ -31717,7 +31488,7 @@
           <w:b/>
           <w:sz w:val="26"/>
         </w:rPr>
-        <w:t>（一）战略方向：将动态能力纳入医院中长期发展规划</w:t>
+        <w:t>（三）以员工因素为支点推进动态能力建设</w:t>
       </w:r>
     </w:p>
     <w:p>
@@ -31731,7 +31502,20 @@
           <w:b w:val="0"/>
           <w:sz w:val="24"/>
         </w:rPr>
-        <w:t>一是将动态能力四个维度作为医院发展规划的能力主线之一，纳入年度重点任务分解和综合目标考核体系；</w:t>
+        <w:t>影响因素分析结果显示，员工因素（管理者能力、医务人员业务水平以及管理与临床协同）对创新应用能力呈显著正向作用。后续可围绕管理者能力建设、医务人员业务水平提升和管理与临床协同机制三个方面开展工作，同时将医院文化、资源配置、战略推进和流程协作等作为配套工作持续完善。</w:t>
+      </w:r>
+    </w:p>
+    <w:p>
+      <w:pPr>
+        <w:spacing w:before="240" w:after="120" w:line="360" w:lineRule="auto"/>
+      </w:pPr>
+      <w:r>
+        <w:rPr>
+          <w:rFonts w:ascii="黑体" w:hAnsi="黑体" w:eastAsia="黑体"/>
+          <w:b/>
+          <w:sz w:val="26"/>
+        </w:rPr>
+        <w:t>（四）关注分组比较中得分相对较低的科室和人群</w:t>
       </w:r>
     </w:p>
     <w:p>
@@ -31745,241 +31529,7 @@
           <w:b w:val="0"/>
           <w:sz w:val="24"/>
         </w:rPr>
-        <w:t>二是在分管领导牵头下，由医务、人事、运营管理、信息等部门共同参与，建立"动态能力专项工作机制"，明确牵头部门与配合部门的职责边界；</w:t>
-      </w:r>
-    </w:p>
-    <w:p>
-      <w:pPr>
-        <w:spacing w:line="384" w:lineRule="auto" w:after="60"/>
-        <w:ind w:firstLine="480"/>
-      </w:pPr>
-      <w:r>
-        <w:rPr>
-          <w:rFonts w:ascii="仿宋" w:hAnsi="仿宋" w:eastAsia="仿宋"/>
-          <w:b w:val="0"/>
-          <w:sz w:val="24"/>
-        </w:rPr>
-        <w:t>三是结合上海市公立医院横向对比结果，设立3年与5年的能力追赶目标，在创新应用、感知识别、协调整合三项落差较大的维度上形成清晰的阶段性指标。</w:t>
-      </w:r>
-    </w:p>
-    <w:p>
-      <w:pPr>
-        <w:spacing w:before="240" w:after="120" w:line="360" w:lineRule="auto"/>
-      </w:pPr>
-      <w:r>
-        <w:rPr>
-          <w:rFonts w:ascii="黑体" w:hAnsi="黑体" w:eastAsia="黑体"/>
-          <w:b/>
-          <w:sz w:val="26"/>
-        </w:rPr>
-        <w:t>（二）维度建议：围绕四个维度设计差异化提升路径</w:t>
-      </w:r>
-    </w:p>
-    <w:p>
-      <w:pPr>
-        <w:spacing w:line="384" w:lineRule="auto" w:after="60"/>
-        <w:ind w:firstLine="480"/>
-      </w:pPr>
-      <w:r>
-        <w:rPr>
-          <w:rFonts w:ascii="仿宋" w:hAnsi="仿宋" w:eastAsia="仿宋"/>
-          <w:b w:val="0"/>
-          <w:sz w:val="24"/>
-        </w:rPr>
-        <w:t>1. 感知识别能力：建立"政策—需求—技术—行业"四线信息常态化跟踪机制。依托医务处、运营管理办和信息部门整合政策研判、患者反馈、同行发展动向、新技术评估四条线索，形成定期简报与月度研讨制度；在急诊相关科室、儿科等感知偏弱的科室设立"信息联络员"岗位。</w:t>
-      </w:r>
-    </w:p>
-    <w:p>
-      <w:pPr>
-        <w:spacing w:line="384" w:lineRule="auto" w:after="60"/>
-        <w:ind w:firstLine="480"/>
-      </w:pPr>
-      <w:r>
-        <w:rPr>
-          <w:rFonts w:ascii="仿宋" w:hAnsi="仿宋" w:eastAsia="仿宋"/>
-          <w:b w:val="0"/>
-          <w:sz w:val="24"/>
-        </w:rPr>
-        <w:t>2. 学习吸收能力：针对副高和正高职称人员设计"资深骨干能力更新计划"，通过高层次进修、跨医院/跨学科交流、前沿主题工作坊等方式，补足高职称群体的相对短板；同时保留并强化现有面向初中级人员的培训体系，形成梯度互补。</w:t>
-      </w:r>
-    </w:p>
-    <w:p>
-      <w:pPr>
-        <w:spacing w:line="384" w:lineRule="auto" w:after="60"/>
-        <w:ind w:firstLine="480"/>
-      </w:pPr>
-      <w:r>
-        <w:rPr>
-          <w:rFonts w:ascii="仿宋" w:hAnsi="仿宋" w:eastAsia="仿宋"/>
-          <w:b w:val="0"/>
-          <w:sz w:val="24"/>
-        </w:rPr>
-        <w:t>3. 协调整合能力：以多学科协作（MDT）、临床路径优化、重点病种管理、运营数据共享为抓手，系统推进跨科室协同机制建设；重点打通门急诊—病房—医技—后勤的流程接口，把"协同能力"融入绩效考核与评优评先标准。</w:t>
-      </w:r>
-    </w:p>
-    <w:p>
-      <w:pPr>
-        <w:spacing w:line="384" w:lineRule="auto" w:after="60"/>
-        <w:ind w:firstLine="480"/>
-      </w:pPr>
-      <w:r>
-        <w:rPr>
-          <w:rFonts w:ascii="仿宋" w:hAnsi="仿宋" w:eastAsia="仿宋"/>
-          <w:b w:val="0"/>
-          <w:sz w:val="24"/>
-        </w:rPr>
-        <w:t>4. 创新应用能力：建立"项目制+揭榜制"相结合的院级创新管理平台，围绕服务流程改进、医疗新技术引入、管理工具应用、跨机构合作四类方向设立创新清单；重点激发外科系、急诊相关科室的创新参与度，在投入产出、激励分配、容错机制上予以倾斜。</w:t>
-      </w:r>
-    </w:p>
-    <w:p>
-      <w:pPr>
-        <w:spacing w:before="240" w:after="120" w:line="360" w:lineRule="auto"/>
-      </w:pPr>
-      <w:r>
-        <w:rPr>
-          <w:rFonts w:ascii="黑体" w:hAnsi="黑体" w:eastAsia="黑体"/>
-          <w:b/>
-          <w:sz w:val="26"/>
-        </w:rPr>
-        <w:t>（三）人群分层：强化"中层负责人+高级职称人员+医生群体"三类重点人群</w:t>
-      </w:r>
-    </w:p>
-    <w:p>
-      <w:pPr>
-        <w:spacing w:line="384" w:lineRule="auto" w:after="60"/>
-        <w:ind w:firstLine="480"/>
-      </w:pPr>
-      <w:r>
-        <w:rPr>
-          <w:rFonts w:ascii="仿宋" w:hAnsi="仿宋" w:eastAsia="仿宋"/>
-          <w:b w:val="0"/>
-          <w:sz w:val="24"/>
-        </w:rPr>
-        <w:t>1. 中层负责人（科室负责人）：作为动态能力自评偏低、且在承上启下中承担关键作用的群体，应加强管理能力培训、变革领导力训练，并通过授权减负、明确考核边界等方式降低其管理摩擦，使其能更积极地投身创新与协同。</w:t>
-      </w:r>
-    </w:p>
-    <w:p>
-      <w:pPr>
-        <w:spacing w:line="384" w:lineRule="auto" w:after="60"/>
-        <w:ind w:firstLine="480"/>
-      </w:pPr>
-      <w:r>
-        <w:rPr>
-          <w:rFonts w:ascii="仿宋" w:hAnsi="仿宋" w:eastAsia="仿宋"/>
-          <w:b w:val="0"/>
-          <w:sz w:val="24"/>
-        </w:rPr>
-        <w:t>2. 高级职称人员（副高、正高）：以"专业领军+管理参与"双轨并进模式，设立学科带头人培育计划、医院重大改革项目PI制度等，将其资历优势转化为制度内推动动态能力提升的力量。</w:t>
-      </w:r>
-    </w:p>
-    <w:p>
-      <w:pPr>
-        <w:spacing w:line="384" w:lineRule="auto" w:after="60"/>
-        <w:ind w:firstLine="480"/>
-      </w:pPr>
-      <w:r>
-        <w:rPr>
-          <w:rFonts w:ascii="仿宋" w:hAnsi="仿宋" w:eastAsia="仿宋"/>
-          <w:b w:val="0"/>
-          <w:sz w:val="24"/>
-        </w:rPr>
-        <w:t>3. 医生群体：作为在总分和创新应用上感受相对偏低的核心职业类型，应围绕减负、激励、协同三方面发力，通过优化排班、改善辅助工作流程、完善创新成果转化与激励机制，激发医生在技术创新与服务改进中的主动性。</w:t>
-      </w:r>
-    </w:p>
-    <w:p>
-      <w:pPr>
-        <w:spacing w:before="240" w:after="120" w:line="360" w:lineRule="auto"/>
-      </w:pPr>
-      <w:r>
-        <w:rPr>
-          <w:rFonts w:ascii="黑体" w:hAnsi="黑体" w:eastAsia="黑体"/>
-          <w:b/>
-          <w:sz w:val="26"/>
-        </w:rPr>
-        <w:t>（四）机制建设：完善支撑动态能力长效发展的四类机制</w:t>
-      </w:r>
-    </w:p>
-    <w:p>
-      <w:pPr>
-        <w:spacing w:line="384" w:lineRule="auto" w:after="60"/>
-        <w:ind w:firstLine="480"/>
-      </w:pPr>
-      <w:r>
-        <w:rPr>
-          <w:rFonts w:ascii="仿宋" w:hAnsi="仿宋" w:eastAsia="仿宋"/>
-          <w:b w:val="0"/>
-          <w:sz w:val="24"/>
-        </w:rPr>
-        <w:t>1. 文化机制：持续塑造以患者为中心、鼓励学习与主动变革的医院文化，通过院情宣贯、先进典型选树、优秀创新案例发布等方式强化文化认同。</w:t>
-      </w:r>
-    </w:p>
-    <w:p>
-      <w:pPr>
-        <w:spacing w:line="384" w:lineRule="auto" w:after="60"/>
-        <w:ind w:firstLine="480"/>
-      </w:pPr>
-      <w:r>
-        <w:rPr>
-          <w:rFonts w:ascii="仿宋" w:hAnsi="仿宋" w:eastAsia="仿宋"/>
-          <w:b w:val="0"/>
-          <w:sz w:val="24"/>
-        </w:rPr>
-        <w:t>2. 资源机制：在人、财、物、空间、声誉与合作网络等资源配置中向动态能力薄弱环节倾斜，为协调整合与创新应用提供更可预期的资源保障。</w:t>
-      </w:r>
-    </w:p>
-    <w:p>
-      <w:pPr>
-        <w:spacing w:line="384" w:lineRule="auto" w:after="60"/>
-        <w:ind w:firstLine="480"/>
-      </w:pPr>
-      <w:r>
-        <w:rPr>
-          <w:rFonts w:ascii="仿宋" w:hAnsi="仿宋" w:eastAsia="仿宋"/>
-          <w:b w:val="0"/>
-          <w:sz w:val="24"/>
-        </w:rPr>
-        <w:t>3. 协同机制：打破管理与临床之间的"两张皮"，通过联合例会、项目专班、数据共享与联合考核，真正把员工因素（管理者—医务人员—管理与临床协同）这一关键驱动力转化为可持续的组织能力。</w:t>
-      </w:r>
-    </w:p>
-    <w:p>
-      <w:pPr>
-        <w:spacing w:line="384" w:lineRule="auto" w:after="60"/>
-        <w:ind w:firstLine="480"/>
-      </w:pPr>
-      <w:r>
-        <w:rPr>
-          <w:rFonts w:ascii="仿宋" w:hAnsi="仿宋" w:eastAsia="仿宋"/>
-          <w:b w:val="0"/>
-          <w:sz w:val="24"/>
-        </w:rPr>
-        <w:t>4. 评估机制：将动态能力问卷纳入年度或两年一次的常态化评估，结合绩效数据形成"能力—行为—绩效"的闭环监测，为下一阶段改进提供证据支撑。</w:t>
-      </w:r>
-    </w:p>
-    <w:p>
-      <w:pPr>
-        <w:spacing w:before="240" w:after="120" w:line="360" w:lineRule="auto"/>
-      </w:pPr>
-      <w:r>
-        <w:rPr>
-          <w:rFonts w:ascii="黑体" w:hAnsi="黑体" w:eastAsia="黑体"/>
-          <w:b/>
-          <w:sz w:val="26"/>
-        </w:rPr>
-        <w:t>（五）实施路径：形成"看得见、抓得住、评得出"的动态能力提升闭环</w:t>
-      </w:r>
-    </w:p>
-    <w:p>
-      <w:pPr>
-        <w:spacing w:line="384" w:lineRule="auto" w:after="60"/>
-        <w:ind w:firstLine="480"/>
-      </w:pPr>
-      <w:r>
-        <w:rPr>
-          <w:rFonts w:ascii="仿宋" w:hAnsi="仿宋" w:eastAsia="仿宋"/>
-          <w:b w:val="0"/>
-          <w:sz w:val="24"/>
-        </w:rPr>
-        <w:t>建议在一年内完成三项启动性工作：一是发布《医院动态能力提升专项行动方案》，将本报告主要建议转化为部门任务清单；二是确定3—5项跨部门示范项目，覆盖流程优化、医疗新技术应用、跨机构合作等创新应用重点方向；三是建立年度动态能力评估与对比机制，将本院表现持续与上海市公立医院整体水平对齐监测，在下一轮调查中验证改进成效，逐步形成"诊断—干预—评估—再诊断"的能力建设良性循环。</w:t>
+        <w:t>在尊重样本量限制的前提下，分组比较结果显示，急诊相关科室、儿科和外科系在多项指标上得分相对较低，副高级及正高级职称人员、科室负责人和工作年限20年以上人员得分相对较低。后续能力建设可结合上述群体的岗位特点和实际工作情况，开展有针对性的支持与改进工作。</w:t>
       </w:r>
     </w:p>
     <w:sectPr>

--- a/公立医院动态能力发展报告.docx
+++ b/公立医院动态能力发展报告.docx
@@ -20581,7 +20581,7 @@
           <w:b w:val="0"/>
           <w:sz w:val="24"/>
         </w:rPr>
-        <w:t>总体差异未达到统计学显著水平（F=1.14，P=0.3485；Kruskal-Wallis P=0.2963）。从均值看，3–5年组得分相对最高（4.213），11–20年组（3.966）与3年以下组（3.935）接近全院均值，6–10年组（3.827）略低于均值，20年以上组得分最低（2.809），整体呈现"工作初期逐步提升—中期稳定—长期略有回落"的描述性趋势，考虑到20年以上组样本量较小，上述趋势仅供参考。</w:t>
+        <w:t>总体差异未达到统计学显著水平（F=1.14，P=0.3485；Kruskal-Wallis P=0.2963）。3–5年组得分最高，11–20年组和3年以下组接近全院均值，6–10年组略低于均值，20年以上组得分最低。</w:t>
       </w:r>
     </w:p>
     <w:p>
@@ -21369,7 +21369,7 @@
           <w:b w:val="0"/>
           <w:sz w:val="24"/>
         </w:rPr>
-        <w:t>总体差异未达到统计学显著水平（F=1.52，P=0.2076；Kruskal-Wallis P=0.2528）。3–5年组得分最高（4.250），11–20年组（4.028）、3年以下组（3.958）和6–10年组（3.927）均接近全院均值，20年以上组得分最低（2.750）。反映出本院工作年限较短的人员在政策变化、服务需求变化和新技术新方法等外部信息识别上处于相对活跃状态。</w:t>
+        <w:t>总体差异未达到统计学显著水平（F=1.52，P=0.2076；Kruskal-Wallis P=0.2528）。3–5年组得分最高，11–20年组、3年以下组和6–10年组接近全院均值，20年以上组得分最低。</w:t>
       </w:r>
     </w:p>
     <w:p>
@@ -22157,7 +22157,7 @@
           <w:b w:val="0"/>
           <w:sz w:val="24"/>
         </w:rPr>
-        <w:t>总体差异未达到统计学显著水平（F=1.00，P=0.4133；Kruskal-Wallis P=0.3404）。3年以下组（4.200）和3–5年组（4.100）得分较高，11–20年组（3.955）接近均值，6–10年组（3.733）略低，20年以上组得分最低（2.800），整体呈现随工作年限延长而略有下降的描述性趋势。</w:t>
+        <w:t>总体差异未达到统计学显著水平（F=1.00，P=0.4133；Kruskal-Wallis P=0.3404）。3年以下组和3–5年组得分较高，11–20年组接近均值，6–10年组略低，20年以上组得分最低。</w:t>
       </w:r>
     </w:p>
     <w:p>
@@ -22945,7 +22945,7 @@
           <w:b w:val="0"/>
           <w:sz w:val="24"/>
         </w:rPr>
-        <w:t>总体差异未达到统计学显著水平（F=1.42，P=0.2399；Kruskal-Wallis P=0.2130）。3–5年组得分最高（4.250），11–20年组（4.006）接近全院均值，3年以下组（3.917）和6–10年组（3.875）略低于均值，20年以上组得分最低（2.688）。提示在跨部门协同和资源整合方面，工作初期到中期人员的自评得分相对更高。</w:t>
+        <w:t>总体差异未达到统计学显著水平（F=1.42，P=0.2399；Kruskal-Wallis P=0.2130）。3–5年组得分最高，11–20年组接近全院均值，3年以下组和6–10年组略低于均值，20年以上组得分最低。</w:t>
       </w:r>
     </w:p>
     <w:p>
@@ -23733,7 +23733,7 @@
           <w:b w:val="0"/>
           <w:sz w:val="24"/>
         </w:rPr>
-        <w:t>总体差异未达到统计学显著水平（F=0.71，P=0.5909；Kruskal-Wallis P=0.4344）。3–5年组得分最高（4.250），11–20年组（3.875）和6–10年组（3.771）接近全院均值，3年以下组（3.667）略低，20年以上组得分最低（3.000）。反映出创新应用能力在本院相对年轻的员工中评价略高。</w:t>
+        <w:t>总体差异未达到统计学显著水平（F=0.71，P=0.5909；Kruskal-Wallis P=0.4344）。3–5年组得分最高，11–20年组和6–10年组接近全院均值，3年以下组略低，20年以上组得分最低。</w:t>
       </w:r>
     </w:p>
     <w:p>
@@ -24548,7 +24548,7 @@
           <w:b w:val="0"/>
           <w:sz w:val="24"/>
         </w:rPr>
-        <w:t>总体差异未达到统计学显著水平（F=0.93，P=0.3985；Kruskal-Wallis P=0.3214）。从均值看，管理人员（3.944）略高于医疗人员（3.879），两者均接近全院均值（3.918），教学人员（5.000）得分最高但仅1例，仅作描述性参考。</w:t>
+        <w:t>总体差异未达到统计学显著水平（F=0.93，P=0.3985；Kruskal-Wallis P=0.3214）。管理人员得分略高于医疗人员，两者均接近全院均值；教学人员样本量仅1人，仅作描述性参考。</w:t>
       </w:r>
     </w:p>
     <w:p>
@@ -25076,7 +25076,7 @@
           <w:b w:val="0"/>
           <w:sz w:val="24"/>
         </w:rPr>
-        <w:t>总体差异未达到统计学显著水平（F=0.98，P=0.3823；Kruskal-Wallis P=0.3480）。管理人员（4.017）与医疗人员（3.938）得分接近，均处于全院均值附近，反映两类人员在政策和服务需求变化识别方面的自评水平较为一致。</w:t>
+        <w:t>总体差异未达到统计学显著水平（F=0.98，P=0.3823；Kruskal-Wallis P=0.3480）。管理人员得分略高于医疗人员，两者均接近全院均值。</w:t>
       </w:r>
     </w:p>
     <w:p>
@@ -25604,7 +25604,7 @@
           <w:b w:val="0"/>
           <w:sz w:val="24"/>
         </w:rPr>
-        <w:t>总体差异未达到统计学显著水平（F=0.80，P=0.4529；Kruskal-Wallis P=0.4390）。管理人员（3.936）略高于医疗人员（3.852），两者均接近全院均值。</w:t>
+        <w:t>总体差异未达到统计学显著水平（F=0.80，P=0.4529；Kruskal-Wallis P=0.4390）。管理人员得分略高于医疗人员，两者均接近全院均值。</w:t>
       </w:r>
     </w:p>
     <w:p>
@@ -26132,7 +26132,7 @@
           <w:b w:val="0"/>
           <w:sz w:val="24"/>
         </w:rPr>
-        <w:t>总体差异未达到统计学显著水平（F=0.82，P=0.4434；Kruskal-Wallis P=0.4139）。管理人员（3.955）与医疗人员（3.926）得分接近，两类人员在跨部门协同与流程整合方面的自评水平基本一致。</w:t>
+        <w:t>总体差异未达到统计学显著水平（F=0.82，P=0.4434；Kruskal-Wallis P=0.4139）。管理人员得分略高于医疗人员，两者均接近全院均值。</w:t>
       </w:r>
     </w:p>
     <w:p>
@@ -26660,7 +26660,7 @@
           <w:b w:val="0"/>
           <w:sz w:val="24"/>
         </w:rPr>
-        <w:t>总体差异未达到统计学显著水平（F=0.90，P=0.4130；Kruskal-Wallis P=0.3377）。管理人员（3.869）略高于医疗人员（3.801），两者均接近全院创新应用能力均值，差异幅度较小。</w:t>
+        <w:t>总体差异未达到统计学显著水平（F=0.90，P=0.4130；Kruskal-Wallis P=0.3377）。管理人员得分略高于医疗人员，两者均接近全院均值。</w:t>
       </w:r>
     </w:p>
     <w:p>
@@ -27215,7 +27215,7 @@
           <w:b w:val="0"/>
           <w:sz w:val="24"/>
         </w:rPr>
-        <w:t>综合调整模型显示，七类影响因素对动态能力总分的影响均未达到统计学显著水平。从系数方向看，医院文化（1.288）和员工因素（0.463）呈正向趋势，且接近显著（P分别为0.099、0.091），医院资源（0.179）系数为正但幅度较小；医院战略（-0.553）、路径依赖（-0.071）、环境因素（-0.028）和管理特征（-0.325）系数为负，但均未达到统计学显著水平。结果提示，在本次样本中，医院文化和员工因素对动态能力总分呈现一定积极作用倾向。</w:t>
+        <w:t>综合调整模型显示，七类影响因素对动态能力总分的影响均未达到统计学显著水平。其中医院文化和员工因素的回归系数为正、接近显著，呈一定正向趋势。</w:t>
       </w:r>
     </w:p>
     <w:p>
@@ -27966,7 +27966,7 @@
           <w:b w:val="0"/>
           <w:sz w:val="24"/>
         </w:rPr>
-        <w:t>综合调整模型显示，七类影响因素对感知识别能力的影响均未达到统计学显著水平。从系数方向看，医院文化（1.557）和员工因素（0.540）系数为正，医院资源（0.071）也为正，但置信区间较宽，统计上不显著；医院战略、路径依赖、环境因素和管理特征系数为负。总体上，感知识别能力的组织层面影响因素在控制背景变量后作用有限，可能与样本量相对较小有关。</w:t>
+        <w:t>综合调整模型显示，七类影响因素对感知识别能力的影响均未达到统计学显著水平。</w:t>
       </w:r>
     </w:p>
     <w:p>
@@ -28717,7 +28717,7 @@
           <w:b w:val="0"/>
           <w:sz w:val="24"/>
         </w:rPr>
-        <w:t>综合调整模型显示，七类影响因素对学习吸收能力的影响均未达到统计学显著水平，但医院文化（1.768，P=0.091）和员工因素（0.589，P=0.065）系数为正且接近显著，呈现一定正向影响趋势。提示持续加强医院文化建设和员工因素支撑，有助于促进外部知识与信息的内部转化和吸收。</w:t>
+        <w:t>综合调整模型显示，七类影响因素对学习吸收能力的影响均未达到统计学显著水平。其中医院文化和员工因素的回归系数为正、接近显著，呈一定正向趋势。</w:t>
       </w:r>
     </w:p>
     <w:p>
@@ -29468,7 +29468,7 @@
           <w:b w:val="0"/>
           <w:sz w:val="24"/>
         </w:rPr>
-        <w:t>综合调整模型显示，七类影响因素对协调整合能力的影响均未达到统计学显著水平。从系数方向看，医院文化（0.637）、医院资源（0.130）和管理特征（0.157）呈弱正向趋势，医院战略和员工因素系数接近于零，路径依赖（-0.082）呈弱负向趋势。结果反映在本次样本中，协调整合能力更多受到综合背景变量和组织日常运行状态的影响，单一组织条件作用相对有限。</w:t>
+        <w:t>综合调整模型显示，七类影响因素对协调整合能力的影响均未达到统计学显著水平。</w:t>
       </w:r>
     </w:p>
     <w:p>
@@ -34548,7 +34548,7 @@
           <w:b w:val="0"/>
           <w:sz w:val="24"/>
         </w:rPr>
-        <w:t>创新应用能力是本院四个维度中得分相对最低的维度（3.842），感知识别能力与其他12家上海市公立医院平均水平的差距在四个维度中相对较大（-0.510），应成为下一阶段能力建设的重点方向。一是强化感知识别能力建设，围绕国家医改政策、上海市公立医院管理要求、同类医院先进做法、患者就医需求变化以及新技术新设备新方法等，建立常态化的外部信息跟踪与研讨机制，通过定期发布政策简报、组织行业动态专题学习、召开院级圆桌讨论等方式，使临床科室和职能部门都能及时获取并研判外部变化信号。二是推动创新应用能力提升，围绕临床服务流程优化、诊疗路径改进、新技术与新设备应用、信息化与智慧医院建设、跨机构合作等方向，形成年度创新任务清单，配套设立创新项目立项、专项支持、人员激励和成效评估等机制。三是关注"感知—应用"的衔接，将外部信息捕捉结果有序转化为院内改进与创新项目，避免感知与应用两端脱节，提高动态能力的整体转化效率。</w:t>
+        <w:t>创新应用能力是本院四个维度中得分相对最低的维度，感知识别能力与其他12家上海市公立医院平均水平的差距在四个维度中相对较大，应成为下一阶段能力建设的重点方向。一是强化感知识别能力建设，围绕国家医改政策、上海市公立医院管理要求、同类医院先进做法、患者就医需求变化以及新技术新设备新方法等，建立常态化的外部信息跟踪与研讨机制，通过定期发布政策简报、组织行业动态专题学习、召开院级圆桌讨论等方式，使临床科室和职能部门都能及时获取并研判外部变化信号。二是推动创新应用能力提升，围绕临床服务流程优化、诊疗路径改进、新技术与新设备应用、信息化与智慧医院建设、跨机构合作等方向，形成年度创新任务清单，配套设立创新项目立项、专项支持、人员激励和成效评估等机制。三是关注"感知—应用"的衔接，将外部信息捕捉结果有序转化为院内改进与创新项目，避免感知与应用两端脱节，提高动态能力的整体转化效率。</w:t>
       </w:r>
     </w:p>
     <w:p>
@@ -34575,7 +34575,7 @@
           <w:b w:val="0"/>
           <w:sz w:val="24"/>
         </w:rPr>
-        <w:t>动态能力与医院绩效的分析结果显示，协调整合能力在服务量（0.507）、医疗质量（0.489）、运营效率（0.448）、患者满意度（0.637）、员工满意度（0.570）和服务公平可及性（0.503）六项绩效指标中的回归系数均处于相对较高水平，是动态能力建设的关键抓手。一是从组织结构入手，加强职能部门之间、临床科室与行政部门之间、医疗与护理之间、医疗与医技之间的协作机制，建立常态化的联席会议和跨部门专项工作组，推动重大事项与共性问题的联合研究、统一部署。二是从流程视角持续推进关键就医环节和管理环节的流程再造，重点梳理影响服务量、医疗质量和患者体验的关键流程节点，以患者旅程和员工体验为主线推动流程优化。三是从资源配置角度，建立基于需求和绩效的资源动态调整机制，推动人员、床位、设备、信息等资源在院内的统筹调配，并通过数据化运营监测工具，提升协调整合的可视化和可操作性。</w:t>
+        <w:t>动态能力与医院绩效的分析结果显示，协调整合能力在服务量、医疗质量、运营效率、患者满意度、员工满意度和服务公平可及性六项绩效指标中的回归系数均处于相对较高水平，是动态能力建设的关键抓手。一是从组织结构入手，加强职能部门之间、临床科室与行政部门之间、医疗与护理之间、医疗与医技之间的协作机制，建立常态化的联席会议和跨部门专项工作组，推动重大事项与共性问题的联合研究、统一部署。二是从流程视角持续推进关键就医环节和管理环节的流程再造，重点梳理影响服务量、医疗质量和患者体验的关键流程节点，以患者旅程和员工体验为主线推动流程优化。三是从资源配置角度，建立基于需求和绩效的资源动态调整机制，推动人员、床位、设备、信息等资源在院内的统筹调配，并通过数据化运营监测工具，提升协调整合的可视化和可操作性。</w:t>
       </w:r>
     </w:p>
     <w:p>
@@ -34602,7 +34602,7 @@
           <w:b w:val="0"/>
           <w:sz w:val="24"/>
         </w:rPr>
-        <w:t>影响因素分析结果显示，员工因素（管理者能力、医务人员业务水平、管理与临床协同）是唯一对创新应用能力呈显著正向影响的因素（β=0.683，P=0.021），同时在动态能力总分和学习吸收能力方面也呈现接近显著的正向趋势。后续应将员工能力建设作为动态能力提升的核心支点，重点推进三方面工作。一是加强管理者能力建设，面向科室负责人和职能部门负责人，开展现代医院管理、绩效管理、项目推进、冲突协调等专题培训与跨院交流，同步完善中层干部的选拔、轮岗与考核机制，让具备动态能力特质的管理者承担更多推动改革和创新的角色。二是提升医务人员专业水平，依托本院现有培训体系，加强新技术新方法、循证实践、科研能力和跨学科协作等方面的学习机会，鼓励一线人员以项目参与、课题研究、院外短期进修等形式持续积累能力。三是完善管理与临床协同机制，搭建职能部门与临床科室之间的常态化沟通渠道，围绕医院重点工作、政策落地、问题整改开展共同研讨；同时，将医院文化、资源配置、战略推进和流程协作等作为配套工作持续完善，为员工因素的持续发挥提供系统性支撑。</w:t>
+        <w:t>影响因素分析结果显示，员工因素（管理者能力、医务人员业务水平、管理与临床协同）是唯一对创新应用能力呈显著正向影响的因素，同时在动态能力总分和学习吸收能力方面也呈现接近显著的正向趋势。后续应将员工能力建设作为动态能力提升的核心支点，重点推进三方面工作。一是加强管理者能力建设，面向科室负责人和职能部门负责人，开展现代医院管理、绩效管理、项目推进、冲突协调等专题培训与跨院交流，同步完善中层干部的选拔、轮岗与考核机制，让具备动态能力特质的管理者承担更多推动改革和创新的角色。二是提升医务人员专业水平，依托本院现有培训体系，加强新技术新方法、循证实践、科研能力和跨学科协作等方面的学习机会，鼓励一线人员以项目参与、课题研究、院外短期进修等形式持续积累能力。三是完善管理与临床协同机制，搭建职能部门与临床科室之间的常态化沟通渠道，围绕医院重点工作、政策落地、问题整改开展共同研讨；同时，将医院文化、资源配置、战略推进和流程协作等作为配套工作持续完善，为员工因素的持续发挥提供系统性支撑。</w:t>
       </w:r>
     </w:p>
     <w:p>
